--- a/backend/template/so_yeu_ly_lich_v2.docx
+++ b/backend/template/so_yeu_ly_lich_v2.docx
@@ -112,7 +112,139 @@
         <mc:AlternateContent>
           <mc:Choice Requires="wps">
             <w:drawing>
-              <wp:anchor distT="0" distB="0" distL="114300" distR="114300" simplePos="0" relativeHeight="251661312" behindDoc="0" locked="0" layoutInCell="1" allowOverlap="1" wp14:anchorId="43FC70A9" wp14:editId="2B488FDC">
+              <wp:anchor distT="0" distB="0" distL="114300" distR="114300" simplePos="0" relativeHeight="251659264" behindDoc="0" locked="0" layoutInCell="1" allowOverlap="1" wp14:anchorId="2036EB3D" wp14:editId="18AC4B04">
+                <wp:simplePos x="0" y="0"/>
+                <wp:positionH relativeFrom="column">
+                  <wp:posOffset>1790700</wp:posOffset>
+                </wp:positionH>
+                <wp:positionV relativeFrom="paragraph">
+                  <wp:posOffset>271145</wp:posOffset>
+                </wp:positionV>
+                <wp:extent cx="3305175" cy="273685"/>
+                <wp:effectExtent l="0" t="0" r="0" b="0"/>
+                <wp:wrapNone/>
+                <wp:docPr id="1" name="Text Box 1"/>
+                <wp:cNvGraphicFramePr/>
+                <a:graphic xmlns:a="http://schemas.openxmlformats.org/drawingml/2006/main">
+                  <a:graphicData uri="http://schemas.microsoft.com/office/word/2010/wordprocessingShape">
+                    <wps:wsp>
+                      <wps:cNvSpPr txBox="1"/>
+                      <wps:spPr>
+                        <a:xfrm>
+                          <a:off x="0" y="0"/>
+                          <a:ext cx="3305175" cy="273685"/>
+                        </a:xfrm>
+                        <a:prstGeom prst="rect">
+                          <a:avLst/>
+                        </a:prstGeom>
+                        <a:noFill/>
+                        <a:ln w="6350">
+                          <a:noFill/>
+                        </a:ln>
+                      </wps:spPr>
+                      <wps:txbx>
+                        <w:txbxContent>
+                          <w:p>
+                            <w:pPr>
+                              <w:rPr>
+                                <w:sz w:val="24"/>
+                                <w:szCs w:val="24"/>
+                                <w:lang w:val="vi-VN"/>
+                              </w:rPr>
+                            </w:pPr>
+                            <w:r>
+                              <w:rPr>
+                                <w:color w:val="000000"/>
+                                <w:sz w:val="24"/>
+                                <w:szCs w:val="24"/>
+                              </w:rPr>
+                              <w:t>+++</w:t>
+                            </w:r>
+                            <w:r>
+                              <w:rPr>
+                                <w:b/>
+                                <w:bCs/>
+                                <w:color w:val="000000"/>
+                                <w:sz w:val="24"/>
+                                <w:szCs w:val="24"/>
+                              </w:rPr>
+                              <w:t>fullName+++</w:t>
+                            </w:r>
+                          </w:p>
+                        </w:txbxContent>
+                      </wps:txbx>
+                      <wps:bodyPr rot="0" spcFirstLastPara="0" vertOverflow="overflow" horzOverflow="overflow" vert="horz" wrap="square" lIns="91440" tIns="45720" rIns="91440" bIns="45720" numCol="1" spcCol="0" rtlCol="0" fromWordArt="0" anchor="t" anchorCtr="0" forceAA="0" compatLnSpc="1">
+                        <a:prstTxWarp prst="textNoShape">
+                          <a:avLst/>
+                        </a:prstTxWarp>
+                        <a:noAutofit/>
+                      </wps:bodyPr>
+                    </wps:wsp>
+                  </a:graphicData>
+                </a:graphic>
+                <wp14:sizeRelV relativeFrom="margin">
+                  <wp14:pctHeight>0</wp14:pctHeight>
+                </wp14:sizeRelV>
+              </wp:anchor>
+            </w:drawing>
+          </mc:Choice>
+          <mc:Fallback>
+            <w:pict>
+              <v:shapetype w14:anchorId="2036EB3D" id="_x0000_t202" coordsize="21600,21600" o:spt="202" path="m,l,21600r21600,l21600,xe">
+                <v:stroke joinstyle="miter"/>
+                <v:path gradientshapeok="t" o:connecttype="rect"/>
+              </v:shapetype>
+              <v:shape id="Text Box 1" o:spid="_x0000_s1026" type="#_x0000_t202" style="position:absolute;left:0;text-align:left;margin-left:141pt;margin-top:21.35pt;width:260.25pt;height:21.55pt;z-index:251659264;visibility:visible;mso-wrap-style:square;mso-height-percent:0;mso-wrap-distance-left:9pt;mso-wrap-distance-top:0;mso-wrap-distance-right:9pt;mso-wrap-distance-bottom:0;mso-position-horizontal:absolute;mso-position-horizontal-relative:text;mso-position-vertical:absolute;mso-position-vertical-relative:text;mso-height-percent:0;mso-height-relative:margin;v-text-anchor:top" o:gfxdata="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" filled="f" stroked="f" strokeweight=".5pt">
+                <v:textbox>
+                  <w:txbxContent>
+                    <w:p>
+                      <w:pPr>
+                        <w:rPr>
+                          <w:sz w:val="24"/>
+                          <w:szCs w:val="24"/>
+                          <w:lang w:val="vi-VN"/>
+                        </w:rPr>
+                      </w:pPr>
+                      <w:r>
+                        <w:rPr>
+                          <w:color w:val="000000"/>
+                          <w:sz w:val="24"/>
+                          <w:szCs w:val="24"/>
+                        </w:rPr>
+                        <w:t>+++</w:t>
+                      </w:r>
+                      <w:r>
+                        <w:rPr>
+                          <w:b/>
+                          <w:bCs/>
+                          <w:color w:val="000000"/>
+                          <w:sz w:val="24"/>
+                          <w:szCs w:val="24"/>
+                        </w:rPr>
+                        <w:t>fullName+++</w:t>
+                      </w:r>
+                    </w:p>
+                  </w:txbxContent>
+                </v:textbox>
+              </v:shape>
+            </w:pict>
+          </mc:Fallback>
+        </mc:AlternateContent>
+      </w:r>
+      <w:r>
+        <w:rPr>
+          <w:b/>
+          <w:bCs/>
+          <w:noProof/>
+          <w:color w:val="000000"/>
+          <w:sz w:val="24"/>
+          <w:szCs w:val="24"/>
+          <w:lang w:val="vi-VN" w:eastAsia="vi-VN"/>
+        </w:rPr>
+        <mc:AlternateContent>
+          <mc:Choice Requires="wps">
+            <w:drawing>
+              <wp:anchor distT="0" distB="0" distL="114300" distR="114300" simplePos="0" relativeHeight="251661312" behindDoc="0" locked="0" layoutInCell="1" allowOverlap="1" wp14:anchorId="43FC70A9" wp14:editId="6769B402">
                 <wp:simplePos x="0" y="0"/>
                 <wp:positionH relativeFrom="column">
                   <wp:posOffset>5777040</wp:posOffset>
@@ -183,11 +315,7 @@
           </mc:Choice>
           <mc:Fallback>
             <w:pict>
-              <v:shapetype w14:anchorId="43FC70A9" id="_x0000_t202" coordsize="21600,21600" o:spt="202" path="m,l,21600r21600,l21600,xe">
-                <v:stroke joinstyle="miter"/>
-                <v:path gradientshapeok="t" o:connecttype="rect"/>
-              </v:shapetype>
-              <v:shape id="Text Box 2" o:spid="_x0000_s1026" type="#_x0000_t202" style="position:absolute;left:0;text-align:left;margin-left:454.9pt;margin-top:23.05pt;width:73.15pt;height:21.55pt;z-index:251661312;visibility:visible;mso-wrap-style:square;mso-width-percent:0;mso-height-percent:0;mso-wrap-distance-left:9pt;mso-wrap-distance-top:0;mso-wrap-distance-right:9pt;mso-wrap-distance-bottom:0;mso-position-horizontal:absolute;mso-position-horizontal-relative:text;mso-position-vertical:absolute;mso-position-vertical-relative:text;mso-width-percent:0;mso-height-percent:0;mso-width-relative:margin;mso-height-relative:margin;v-text-anchor:top" o:gfxdata="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" filled="f" stroked="f" strokeweight=".5pt">
+              <v:shape w14:anchorId="43FC70A9" id="Text Box 2" o:spid="_x0000_s1027" type="#_x0000_t202" style="position:absolute;left:0;text-align:left;margin-left:454.9pt;margin-top:23.05pt;width:73.15pt;height:21.55pt;z-index:251661312;visibility:visible;mso-wrap-style:square;mso-width-percent:0;mso-height-percent:0;mso-wrap-distance-left:9pt;mso-wrap-distance-top:0;mso-wrap-distance-right:9pt;mso-wrap-distance-bottom:0;mso-position-horizontal:absolute;mso-position-horizontal-relative:text;mso-position-vertical:absolute;mso-position-vertical-relative:text;mso-width-percent:0;mso-height-percent:0;mso-width-relative:margin;mso-height-relative:margin;v-text-anchor:top" o:gfxdata="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" filled="f" stroked="f" strokeweight=".5pt">
                 <v:textbox>
                   <w:txbxContent>
                     <w:p>
@@ -205,134 +333,6 @@
                           <w:szCs w:val="24"/>
                         </w:rPr>
                         <w:t>+++sex+++</w:t>
-                      </w:r>
-                    </w:p>
-                  </w:txbxContent>
-                </v:textbox>
-              </v:shape>
-            </w:pict>
-          </mc:Fallback>
-        </mc:AlternateContent>
-      </w:r>
-      <w:r>
-        <w:rPr>
-          <w:b/>
-          <w:bCs/>
-          <w:noProof/>
-          <w:color w:val="000000"/>
-          <w:sz w:val="24"/>
-          <w:szCs w:val="24"/>
-          <w:lang w:val="vi-VN" w:eastAsia="vi-VN"/>
-        </w:rPr>
-        <mc:AlternateContent>
-          <mc:Choice Requires="wps">
-            <w:drawing>
-              <wp:anchor distT="0" distB="0" distL="114300" distR="114300" simplePos="0" relativeHeight="251659264" behindDoc="0" locked="0" layoutInCell="1" allowOverlap="1" wp14:anchorId="2036EB3D" wp14:editId="7B67790F">
-                <wp:simplePos x="0" y="0"/>
-                <wp:positionH relativeFrom="column">
-                  <wp:posOffset>1797050</wp:posOffset>
-                </wp:positionH>
-                <wp:positionV relativeFrom="paragraph">
-                  <wp:posOffset>290640</wp:posOffset>
-                </wp:positionV>
-                <wp:extent cx="3305532" cy="273831"/>
-                <wp:effectExtent l="0" t="0" r="0" b="0"/>
-                <wp:wrapNone/>
-                <wp:docPr id="1" name="Text Box 1"/>
-                <wp:cNvGraphicFramePr/>
-                <a:graphic xmlns:a="http://schemas.openxmlformats.org/drawingml/2006/main">
-                  <a:graphicData uri="http://schemas.microsoft.com/office/word/2010/wordprocessingShape">
-                    <wps:wsp>
-                      <wps:cNvSpPr txBox="1"/>
-                      <wps:spPr>
-                        <a:xfrm>
-                          <a:off x="0" y="0"/>
-                          <a:ext cx="3305532" cy="273831"/>
-                        </a:xfrm>
-                        <a:prstGeom prst="rect">
-                          <a:avLst/>
-                        </a:prstGeom>
-                        <a:noFill/>
-                        <a:ln w="6350">
-                          <a:noFill/>
-                        </a:ln>
-                      </wps:spPr>
-                      <wps:txbx>
-                        <w:txbxContent>
-                          <w:p>
-                            <w:pPr>
-                              <w:rPr>
-                                <w:sz w:val="24"/>
-                                <w:szCs w:val="24"/>
-                                <w:lang w:val="vi-VN"/>
-                              </w:rPr>
-                            </w:pPr>
-                            <w:r>
-                              <w:rPr>
-                                <w:color w:val="000000"/>
-                                <w:sz w:val="24"/>
-                                <w:szCs w:val="24"/>
-                              </w:rPr>
-                              <w:t>+++</w:t>
-                            </w:r>
-                            <w:r>
-                              <w:rPr>
-                                <w:b/>
-                                <w:bCs/>
-                                <w:color w:val="000000"/>
-                                <w:sz w:val="24"/>
-                                <w:szCs w:val="24"/>
-                              </w:rPr>
-                              <w:t>fullName+++</w:t>
-                            </w:r>
-                          </w:p>
-                        </w:txbxContent>
-                      </wps:txbx>
-                      <wps:bodyPr rot="0" spcFirstLastPara="0" vertOverflow="overflow" horzOverflow="overflow" vert="horz" wrap="square" lIns="91440" tIns="45720" rIns="91440" bIns="45720" numCol="1" spcCol="0" rtlCol="0" fromWordArt="0" anchor="t" anchorCtr="0" forceAA="0" compatLnSpc="1">
-                        <a:prstTxWarp prst="textNoShape">
-                          <a:avLst/>
-                        </a:prstTxWarp>
-                        <a:noAutofit/>
-                      </wps:bodyPr>
-                    </wps:wsp>
-                  </a:graphicData>
-                </a:graphic>
-                <wp14:sizeRelV relativeFrom="margin">
-                  <wp14:pctHeight>0</wp14:pctHeight>
-                </wp14:sizeRelV>
-              </wp:anchor>
-            </w:drawing>
-          </mc:Choice>
-          <mc:Fallback>
-            <w:pict>
-              <v:shape w14:anchorId="2036EB3D" id="Text Box 1" o:spid="_x0000_s1027" type="#_x0000_t202" style="position:absolute;left:0;text-align:left;margin-left:141.5pt;margin-top:22.9pt;width:260.3pt;height:21.55pt;z-index:251659264;visibility:visible;mso-wrap-style:square;mso-height-percent:0;mso-wrap-distance-left:9pt;mso-wrap-distance-top:0;mso-wrap-distance-right:9pt;mso-wrap-distance-bottom:0;mso-position-horizontal:absolute;mso-position-horizontal-relative:text;mso-position-vertical:absolute;mso-position-vertical-relative:text;mso-height-percent:0;mso-height-relative:margin;v-text-anchor:top" o:gfxdata="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" filled="f" stroked="f" strokeweight=".5pt">
-                <v:textbox>
-                  <w:txbxContent>
-                    <w:p>
-                      <w:pPr>
-                        <w:rPr>
-                          <w:sz w:val="24"/>
-                          <w:szCs w:val="24"/>
-                          <w:lang w:val="vi-VN"/>
-                        </w:rPr>
-                      </w:pPr>
-                      <w:r>
-                        <w:rPr>
-                          <w:color w:val="000000"/>
-                          <w:sz w:val="24"/>
-                          <w:szCs w:val="24"/>
-                        </w:rPr>
-                        <w:t>+++</w:t>
-                      </w:r>
-                      <w:r>
-                        <w:rPr>
-                          <w:b/>
-                          <w:bCs/>
-                          <w:color w:val="000000"/>
-                          <w:sz w:val="24"/>
-                          <w:szCs w:val="24"/>
-                        </w:rPr>
-                        <w:t>fullName+++</w:t>
                       </w:r>
                     </w:p>
                   </w:txbxContent>
@@ -380,13 +380,13 @@
         <mc:AlternateContent>
           <mc:Choice Requires="wps">
             <w:drawing>
-              <wp:anchor distT="0" distB="0" distL="114300" distR="114300" simplePos="0" relativeHeight="251669504" behindDoc="0" locked="0" layoutInCell="1" allowOverlap="1" wp14:anchorId="57B227D4" wp14:editId="6B99ED8C">
+              <wp:anchor distT="0" distB="0" distL="114300" distR="114300" simplePos="0" relativeHeight="251669504" behindDoc="0" locked="0" layoutInCell="1" allowOverlap="1" wp14:anchorId="57B227D4" wp14:editId="7296F0F4">
                 <wp:simplePos x="0" y="0"/>
                 <wp:positionH relativeFrom="column">
-                  <wp:posOffset>3480363</wp:posOffset>
+                  <wp:posOffset>3479800</wp:posOffset>
                 </wp:positionH>
                 <wp:positionV relativeFrom="paragraph">
-                  <wp:posOffset>210699</wp:posOffset>
+                  <wp:posOffset>203835</wp:posOffset>
                 </wp:positionV>
                 <wp:extent cx="1493134" cy="273685"/>
                 <wp:effectExtent l="0" t="0" r="0" b="0"/>
@@ -483,7 +483,7 @@
           </mc:Choice>
           <mc:Fallback>
             <w:pict>
-              <v:shape w14:anchorId="57B227D4" id="Text Box 6" o:spid="_x0000_s1028" type="#_x0000_t202" style="position:absolute;left:0;text-align:left;margin-left:274.05pt;margin-top:16.6pt;width:117.55pt;height:21.55pt;z-index:251669504;visibility:visible;mso-wrap-style:square;mso-width-percent:0;mso-height-percent:0;mso-wrap-distance-left:9pt;mso-wrap-distance-top:0;mso-wrap-distance-right:9pt;mso-wrap-distance-bottom:0;mso-position-horizontal:absolute;mso-position-horizontal-relative:text;mso-position-vertical:absolute;mso-position-vertical-relative:text;mso-width-percent:0;mso-height-percent:0;mso-width-relative:margin;mso-height-relative:margin;v-text-anchor:top" o:gfxdata="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" filled="f" stroked="f" strokeweight=".5pt">
+              <v:shape w14:anchorId="57B227D4" id="Text Box 6" o:spid="_x0000_s1028" type="#_x0000_t202" style="position:absolute;left:0;text-align:left;margin-left:274pt;margin-top:16.05pt;width:117.55pt;height:21.55pt;z-index:251669504;visibility:visible;mso-wrap-style:square;mso-width-percent:0;mso-height-percent:0;mso-wrap-distance-left:9pt;mso-wrap-distance-top:0;mso-wrap-distance-right:9pt;mso-wrap-distance-bottom:0;mso-position-horizontal:absolute;mso-position-horizontal-relative:text;mso-position-vertical:absolute;mso-position-vertical-relative:text;mso-width-percent:0;mso-height-percent:0;mso-width-relative:margin;mso-height-relative:margin;v-text-anchor:top" o:gfxdata="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" filled="f" stroked="f" strokeweight=".5pt">
                 <v:textbox>
                   <w:txbxContent>
                     <w:p>
@@ -1085,13 +1085,13 @@
         <mc:AlternateContent>
           <mc:Choice Requires="wps">
             <w:drawing>
-              <wp:anchor distT="0" distB="0" distL="114300" distR="114300" simplePos="0" relativeHeight="251671552" behindDoc="0" locked="0" layoutInCell="1" allowOverlap="1" wp14:anchorId="21B6573C" wp14:editId="64B6C163">
+              <wp:anchor distT="0" distB="0" distL="114300" distR="114300" simplePos="0" relativeHeight="251671552" behindDoc="0" locked="0" layoutInCell="1" allowOverlap="1" wp14:anchorId="21B6573C" wp14:editId="40900577">
                 <wp:simplePos x="0" y="0"/>
                 <wp:positionH relativeFrom="column">
                   <wp:posOffset>1212850</wp:posOffset>
                 </wp:positionH>
                 <wp:positionV relativeFrom="paragraph">
-                  <wp:posOffset>214630</wp:posOffset>
+                  <wp:posOffset>201930</wp:posOffset>
                 </wp:positionV>
                 <wp:extent cx="4933950" cy="273685"/>
                 <wp:effectExtent l="0" t="0" r="0" b="0"/>
@@ -1200,11 +1200,7 @@
           </mc:Choice>
           <mc:Fallback>
             <w:pict>
-              <v:shapetype w14:anchorId="21B6573C" id="_x0000_t202" coordsize="21600,21600" o:spt="202" path="m,l,21600r21600,l21600,xe">
-                <v:stroke joinstyle="miter"/>
-                <v:path gradientshapeok="t" o:connecttype="rect"/>
-              </v:shapetype>
-              <v:shape id="Text Box 7" o:spid="_x0000_s1032" type="#_x0000_t202" style="position:absolute;left:0;text-align:left;margin-left:95.5pt;margin-top:16.9pt;width:388.5pt;height:21.55pt;z-index:251671552;visibility:visible;mso-wrap-style:square;mso-width-percent:0;mso-height-percent:0;mso-wrap-distance-left:9pt;mso-wrap-distance-top:0;mso-wrap-distance-right:9pt;mso-wrap-distance-bottom:0;mso-position-horizontal:absolute;mso-position-horizontal-relative:text;mso-position-vertical:absolute;mso-position-vertical-relative:text;mso-width-percent:0;mso-height-percent:0;mso-width-relative:margin;mso-height-relative:margin;v-text-anchor:top" o:gfxdata="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" filled="f" stroked="f" strokeweight=".5pt">
+              <v:shape w14:anchorId="21B6573C" id="Text Box 7" o:spid="_x0000_s1032" type="#_x0000_t202" style="position:absolute;left:0;text-align:left;margin-left:95.5pt;margin-top:15.9pt;width:388.5pt;height:21.55pt;z-index:251671552;visibility:visible;mso-wrap-style:square;mso-width-percent:0;mso-height-percent:0;mso-wrap-distance-left:9pt;mso-wrap-distance-top:0;mso-wrap-distance-right:9pt;mso-wrap-distance-bottom:0;mso-position-horizontal:absolute;mso-position-horizontal-relative:text;mso-position-vertical:absolute;mso-position-vertical-relative:text;mso-width-percent:0;mso-height-percent:0;mso-width-relative:margin;mso-height-relative:margin;v-text-anchor:top" o:gfxdata="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" filled="f" stroked="f" strokeweight=".5pt">
                 <v:textbox>
                   <w:txbxContent>
                     <w:p>
@@ -1377,13 +1373,13 @@
         <mc:AlternateContent>
           <mc:Choice Requires="wps">
             <w:drawing>
-              <wp:anchor distT="0" distB="0" distL="114300" distR="114300" simplePos="0" relativeHeight="251673600" behindDoc="0" locked="0" layoutInCell="1" allowOverlap="1" wp14:anchorId="14FE10E6" wp14:editId="4D8BEC2E">
+              <wp:anchor distT="0" distB="0" distL="114300" distR="114300" simplePos="0" relativeHeight="251673600" behindDoc="0" locked="0" layoutInCell="1" allowOverlap="1" wp14:anchorId="14FE10E6" wp14:editId="0303BBF0">
                 <wp:simplePos x="0" y="0"/>
                 <wp:positionH relativeFrom="margin">
-                  <wp:align>right</wp:align>
+                  <wp:posOffset>2393950</wp:posOffset>
                 </wp:positionH>
                 <wp:positionV relativeFrom="paragraph">
-                  <wp:posOffset>215265</wp:posOffset>
+                  <wp:posOffset>202565</wp:posOffset>
                 </wp:positionV>
                 <wp:extent cx="3778250" cy="273685"/>
                 <wp:effectExtent l="0" t="0" r="0" b="0"/>
@@ -1488,7 +1484,7 @@
           </mc:Choice>
           <mc:Fallback>
             <w:pict>
-              <v:shape w14:anchorId="14FE10E6" id="Text Box 8" o:spid="_x0000_s1033" type="#_x0000_t202" style="position:absolute;left:0;text-align:left;margin-left:246.3pt;margin-top:16.95pt;width:297.5pt;height:21.55pt;z-index:251673600;visibility:visible;mso-wrap-style:square;mso-width-percent:0;mso-height-percent:0;mso-wrap-distance-left:9pt;mso-wrap-distance-top:0;mso-wrap-distance-right:9pt;mso-wrap-distance-bottom:0;mso-position-horizontal:right;mso-position-horizontal-relative:margin;mso-position-vertical:absolute;mso-position-vertical-relative:text;mso-width-percent:0;mso-height-percent:0;mso-width-relative:margin;mso-height-relative:margin;v-text-anchor:top" o:gfxdata="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" filled="f" stroked="f" strokeweight=".5pt">
+              <v:shape w14:anchorId="14FE10E6" id="Text Box 8" o:spid="_x0000_s1033" type="#_x0000_t202" style="position:absolute;left:0;text-align:left;margin-left:188.5pt;margin-top:15.95pt;width:297.5pt;height:21.55pt;z-index:251673600;visibility:visible;mso-wrap-style:square;mso-width-percent:0;mso-height-percent:0;mso-wrap-distance-left:9pt;mso-wrap-distance-top:0;mso-wrap-distance-right:9pt;mso-wrap-distance-bottom:0;mso-position-horizontal:absolute;mso-position-horizontal-relative:margin;mso-position-vertical:absolute;mso-position-vertical-relative:text;mso-width-percent:0;mso-height-percent:0;mso-width-relative:margin;mso-height-relative:margin;v-text-anchor:top" o:gfxdata="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" filled="f" stroked="f" strokeweight=".5pt">
                 <v:textbox>
                   <w:txbxContent>
                     <w:p>
@@ -1609,13 +1605,13 @@
         <mc:AlternateContent>
           <mc:Choice Requires="wps">
             <w:drawing>
-              <wp:anchor distT="0" distB="0" distL="114300" distR="114300" simplePos="0" relativeHeight="251675648" behindDoc="0" locked="0" layoutInCell="1" allowOverlap="1" wp14:anchorId="4EEA9731" wp14:editId="2E6ABC9B">
+              <wp:anchor distT="0" distB="0" distL="114300" distR="114300" simplePos="0" relativeHeight="251675648" behindDoc="0" locked="0" layoutInCell="1" allowOverlap="1" wp14:anchorId="4EEA9731" wp14:editId="7F52F547">
                 <wp:simplePos x="0" y="0"/>
                 <wp:positionH relativeFrom="margin">
-                  <wp:align>right</wp:align>
+                  <wp:posOffset>1346200</wp:posOffset>
                 </wp:positionH>
                 <wp:positionV relativeFrom="paragraph">
-                  <wp:posOffset>215900</wp:posOffset>
+                  <wp:posOffset>203200</wp:posOffset>
                 </wp:positionV>
                 <wp:extent cx="4826000" cy="273685"/>
                 <wp:effectExtent l="0" t="0" r="0" b="0"/>
@@ -1724,7 +1720,7 @@
           </mc:Choice>
           <mc:Fallback>
             <w:pict>
-              <v:shape w14:anchorId="4EEA9731" id="Text Box 9" o:spid="_x0000_s1034" type="#_x0000_t202" style="position:absolute;left:0;text-align:left;margin-left:328.8pt;margin-top:17pt;width:380pt;height:21.55pt;z-index:251675648;visibility:visible;mso-wrap-style:square;mso-width-percent:0;mso-height-percent:0;mso-wrap-distance-left:9pt;mso-wrap-distance-top:0;mso-wrap-distance-right:9pt;mso-wrap-distance-bottom:0;mso-position-horizontal:right;mso-position-horizontal-relative:margin;mso-position-vertical:absolute;mso-position-vertical-relative:text;mso-width-percent:0;mso-height-percent:0;mso-width-relative:margin;mso-height-relative:margin;v-text-anchor:top" o:gfxdata="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" filled="f" stroked="f" strokeweight=".5pt">
+              <v:shape w14:anchorId="4EEA9731" id="Text Box 9" o:spid="_x0000_s1034" type="#_x0000_t202" style="position:absolute;left:0;text-align:left;margin-left:106pt;margin-top:16pt;width:380pt;height:21.55pt;z-index:251675648;visibility:visible;mso-wrap-style:square;mso-width-percent:0;mso-height-percent:0;mso-wrap-distance-left:9pt;mso-wrap-distance-top:0;mso-wrap-distance-right:9pt;mso-wrap-distance-bottom:0;mso-position-horizontal:absolute;mso-position-horizontal-relative:margin;mso-position-vertical:absolute;mso-position-vertical-relative:text;mso-width-percent:0;mso-height-percent:0;mso-width-relative:margin;mso-height-relative:margin;v-text-anchor:top" o:gfxdata="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" filled="f" stroked="f" strokeweight=".5pt">
                 <v:textbox>
                   <w:txbxContent>
                     <w:p>
@@ -2073,15 +2069,15 @@
         <mc:AlternateContent>
           <mc:Choice Requires="wps">
             <w:drawing>
-              <wp:anchor distT="0" distB="0" distL="114300" distR="114300" simplePos="0" relativeHeight="251681792" behindDoc="0" locked="0" layoutInCell="1" allowOverlap="1" wp14:anchorId="68785235" wp14:editId="097887FA">
+              <wp:anchor distT="0" distB="0" distL="114300" distR="114300" simplePos="0" relativeHeight="251681792" behindDoc="0" locked="0" layoutInCell="1" allowOverlap="1" wp14:anchorId="68785235" wp14:editId="53B2A5AE">
                 <wp:simplePos x="0" y="0"/>
                 <wp:positionH relativeFrom="column">
-                  <wp:posOffset>2983158</wp:posOffset>
+                  <wp:posOffset>2984500</wp:posOffset>
                 </wp:positionH>
                 <wp:positionV relativeFrom="paragraph">
-                  <wp:posOffset>212725</wp:posOffset>
+                  <wp:posOffset>210820</wp:posOffset>
                 </wp:positionV>
-                <wp:extent cx="1492885" cy="273685"/>
+                <wp:extent cx="1727200" cy="273685"/>
                 <wp:effectExtent l="0" t="0" r="0" b="0"/>
                 <wp:wrapNone/>
                 <wp:docPr id="12" name="Text Box 12"/>
@@ -2093,7 +2089,7 @@
                       <wps:spPr>
                         <a:xfrm>
                           <a:off x="0" y="0"/>
-                          <a:ext cx="1492885" cy="273685"/>
+                          <a:ext cx="1727200" cy="273685"/>
                         </a:xfrm>
                         <a:prstGeom prst="rect">
                           <a:avLst/>
@@ -2184,7 +2180,11 @@
           </mc:Choice>
           <mc:Fallback>
             <w:pict>
-              <v:shape w14:anchorId="68785235" id="Text Box 12" o:spid="_x0000_s1036" type="#_x0000_t202" style="position:absolute;left:0;text-align:left;margin-left:234.9pt;margin-top:16.75pt;width:117.55pt;height:21.55pt;z-index:251681792;visibility:visible;mso-wrap-style:square;mso-width-percent:0;mso-height-percent:0;mso-wrap-distance-left:9pt;mso-wrap-distance-top:0;mso-wrap-distance-right:9pt;mso-wrap-distance-bottom:0;mso-position-horizontal:absolute;mso-position-horizontal-relative:text;mso-position-vertical:absolute;mso-position-vertical-relative:text;mso-width-percent:0;mso-height-percent:0;mso-width-relative:margin;mso-height-relative:margin;v-text-anchor:top" o:gfxdata="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" filled="f" stroked="f" strokeweight=".5pt">
+              <v:shapetype w14:anchorId="68785235" id="_x0000_t202" coordsize="21600,21600" o:spt="202" path="m,l,21600r21600,l21600,xe">
+                <v:stroke joinstyle="miter"/>
+                <v:path gradientshapeok="t" o:connecttype="rect"/>
+              </v:shapetype>
+              <v:shape id="Text Box 12" o:spid="_x0000_s1036" type="#_x0000_t202" style="position:absolute;left:0;text-align:left;margin-left:235pt;margin-top:16.6pt;width:136pt;height:21.55pt;z-index:251681792;visibility:visible;mso-wrap-style:square;mso-width-percent:0;mso-height-percent:0;mso-wrap-distance-left:9pt;mso-wrap-distance-top:0;mso-wrap-distance-right:9pt;mso-wrap-distance-bottom:0;mso-position-horizontal:absolute;mso-position-horizontal-relative:text;mso-position-vertical:absolute;mso-position-vertical-relative:text;mso-width-percent:0;mso-height-percent:0;mso-width-relative:margin;mso-height-relative:margin;v-text-anchor:top" o:gfxdata="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" filled="f" stroked="f" strokeweight=".5pt">
                 <v:textbox>
                   <w:txbxContent>
                     <w:p>
@@ -2512,15 +2512,15 @@
         <mc:AlternateContent>
           <mc:Choice Requires="wps">
             <w:drawing>
-              <wp:anchor distT="0" distB="0" distL="114300" distR="114300" simplePos="0" relativeHeight="251685888" behindDoc="0" locked="0" layoutInCell="1" allowOverlap="1" wp14:anchorId="0AFF3245" wp14:editId="6E4DAC8D">
+              <wp:anchor distT="0" distB="0" distL="114300" distR="114300" simplePos="0" relativeHeight="251685888" behindDoc="0" locked="0" layoutInCell="1" allowOverlap="1" wp14:anchorId="0AFF3245" wp14:editId="614FA5F7">
                 <wp:simplePos x="0" y="0"/>
                 <wp:positionH relativeFrom="column">
-                  <wp:posOffset>3225720</wp:posOffset>
+                  <wp:posOffset>3225165</wp:posOffset>
                 </wp:positionH>
                 <wp:positionV relativeFrom="paragraph">
-                  <wp:posOffset>209687</wp:posOffset>
+                  <wp:posOffset>203200</wp:posOffset>
                 </wp:positionV>
-                <wp:extent cx="983848" cy="273685"/>
+                <wp:extent cx="983615" cy="273685"/>
                 <wp:effectExtent l="0" t="0" r="0" b="0"/>
                 <wp:wrapNone/>
                 <wp:docPr id="14" name="Text Box 14"/>
@@ -2532,7 +2532,7 @@
                       <wps:spPr>
                         <a:xfrm>
                           <a:off x="0" y="0"/>
-                          <a:ext cx="983848" cy="273685"/>
+                          <a:ext cx="983615" cy="273685"/>
                         </a:xfrm>
                         <a:prstGeom prst="rect">
                           <a:avLst/>
@@ -2623,7 +2623,7 @@
           </mc:Choice>
           <mc:Fallback>
             <w:pict>
-              <v:shape w14:anchorId="0AFF3245" id="Text Box 14" o:spid="_x0000_s1038" type="#_x0000_t202" style="position:absolute;left:0;text-align:left;margin-left:254pt;margin-top:16.5pt;width:77.45pt;height:21.55pt;z-index:251685888;visibility:visible;mso-wrap-style:square;mso-width-percent:0;mso-height-percent:0;mso-wrap-distance-left:9pt;mso-wrap-distance-top:0;mso-wrap-distance-right:9pt;mso-wrap-distance-bottom:0;mso-position-horizontal:absolute;mso-position-horizontal-relative:text;mso-position-vertical:absolute;mso-position-vertical-relative:text;mso-width-percent:0;mso-height-percent:0;mso-width-relative:margin;mso-height-relative:margin;v-text-anchor:top" o:gfxdata="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" filled="f" stroked="f" strokeweight=".5pt">
+              <v:shape w14:anchorId="0AFF3245" id="Text Box 14" o:spid="_x0000_s1038" type="#_x0000_t202" style="position:absolute;left:0;text-align:left;margin-left:253.95pt;margin-top:16pt;width:77.45pt;height:21.55pt;z-index:251685888;visibility:visible;mso-wrap-style:square;mso-width-percent:0;mso-height-percent:0;mso-wrap-distance-left:9pt;mso-wrap-distance-top:0;mso-wrap-distance-right:9pt;mso-wrap-distance-bottom:0;mso-position-horizontal:absolute;mso-position-horizontal-relative:text;mso-position-vertical:absolute;mso-position-vertical-relative:text;mso-width-percent:0;mso-height-percent:0;mso-width-relative:margin;mso-height-relative:margin;v-text-anchor:top" o:gfxdata="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" filled="f" stroked="f" strokeweight=".5pt">
                 <v:textbox>
                   <w:txbxContent>
                     <w:p>
@@ -2703,18 +2703,18 @@
         <mc:AlternateContent>
           <mc:Choice Requires="wps">
             <w:drawing>
-              <wp:anchor distT="0" distB="0" distL="114300" distR="114300" simplePos="0" relativeHeight="251683840" behindDoc="0" locked="0" layoutInCell="1" allowOverlap="1" wp14:anchorId="5AC04786" wp14:editId="3B33FD9D">
+              <wp:anchor distT="0" distB="0" distL="114300" distR="114300" simplePos="0" relativeHeight="251687936" behindDoc="0" locked="0" layoutInCell="1" allowOverlap="1" wp14:anchorId="074D195E" wp14:editId="78CC4DCE">
                 <wp:simplePos x="0" y="0"/>
                 <wp:positionH relativeFrom="column">
-                  <wp:posOffset>1022350</wp:posOffset>
+                  <wp:posOffset>4721860</wp:posOffset>
                 </wp:positionH>
                 <wp:positionV relativeFrom="paragraph">
-                  <wp:posOffset>218512</wp:posOffset>
+                  <wp:posOffset>208915</wp:posOffset>
                 </wp:positionV>
                 <wp:extent cx="1492885" cy="273685"/>
                 <wp:effectExtent l="0" t="0" r="0" b="0"/>
                 <wp:wrapNone/>
-                <wp:docPr id="13" name="Text Box 13"/>
+                <wp:docPr id="15" name="Text Box 15"/>
                 <wp:cNvGraphicFramePr/>
                 <a:graphic xmlns:a="http://schemas.openxmlformats.org/drawingml/2006/main">
                   <a:graphicData uri="http://schemas.microsoft.com/office/word/2010/wordprocessingShape">
@@ -2758,7 +2758,7 @@
                                 <w:sz w:val="24"/>
                                 <w:szCs w:val="24"/>
                               </w:rPr>
-                              <w:t>cccd</w:t>
+                              <w:t>issuePlace</w:t>
                             </w:r>
                             <w:r>
                               <w:rPr>
@@ -2818,7 +2818,7 @@
           </mc:Choice>
           <mc:Fallback>
             <w:pict>
-              <v:shape w14:anchorId="5AC04786" id="Text Box 13" o:spid="_x0000_s1039" type="#_x0000_t202" style="position:absolute;left:0;text-align:left;margin-left:80.5pt;margin-top:17.2pt;width:117.55pt;height:21.55pt;z-index:251683840;visibility:visible;mso-wrap-style:square;mso-width-percent:0;mso-height-percent:0;mso-wrap-distance-left:9pt;mso-wrap-distance-top:0;mso-wrap-distance-right:9pt;mso-wrap-distance-bottom:0;mso-position-horizontal:absolute;mso-position-horizontal-relative:text;mso-position-vertical:absolute;mso-position-vertical-relative:text;mso-width-percent:0;mso-height-percent:0;mso-width-relative:margin;mso-height-relative:margin;v-text-anchor:top" o:gfxdata="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" filled="f" stroked="f" strokeweight=".5pt">
+              <v:shape w14:anchorId="074D195E" id="Text Box 15" o:spid="_x0000_s1039" type="#_x0000_t202" style="position:absolute;left:0;text-align:left;margin-left:371.8pt;margin-top:16.45pt;width:117.55pt;height:21.55pt;z-index:251687936;visibility:visible;mso-wrap-style:square;mso-width-percent:0;mso-height-percent:0;mso-wrap-distance-left:9pt;mso-wrap-distance-top:0;mso-wrap-distance-right:9pt;mso-wrap-distance-bottom:0;mso-position-horizontal:absolute;mso-position-horizontal-relative:text;mso-position-vertical:absolute;mso-position-vertical-relative:text;mso-width-percent:0;mso-height-percent:0;mso-width-relative:margin;mso-height-relative:margin;v-text-anchor:top" o:gfxdata="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" filled="f" stroked="f" strokeweight=".5pt">
                 <v:textbox>
                   <w:txbxContent>
                     <w:p>
@@ -2844,7 +2844,7 @@
                           <w:sz w:val="24"/>
                           <w:szCs w:val="24"/>
                         </w:rPr>
-                        <w:t>cccd</w:t>
+                        <w:t>issuePlace</w:t>
                       </w:r>
                       <w:r>
                         <w:rPr>
@@ -2902,18 +2902,18 @@
         <mc:AlternateContent>
           <mc:Choice Requires="wps">
             <w:drawing>
-              <wp:anchor distT="0" distB="0" distL="114300" distR="114300" simplePos="0" relativeHeight="251687936" behindDoc="0" locked="0" layoutInCell="1" allowOverlap="1" wp14:anchorId="074D195E" wp14:editId="69849048">
+              <wp:anchor distT="0" distB="0" distL="114300" distR="114300" simplePos="0" relativeHeight="251683840" behindDoc="0" locked="0" layoutInCell="1" allowOverlap="1" wp14:anchorId="5AC04786" wp14:editId="7109BE3B">
                 <wp:simplePos x="0" y="0"/>
                 <wp:positionH relativeFrom="column">
-                  <wp:posOffset>4722471</wp:posOffset>
+                  <wp:posOffset>1022350</wp:posOffset>
                 </wp:positionH>
                 <wp:positionV relativeFrom="paragraph">
-                  <wp:posOffset>215595</wp:posOffset>
+                  <wp:posOffset>217805</wp:posOffset>
                 </wp:positionV>
-                <wp:extent cx="1493134" cy="273685"/>
+                <wp:extent cx="1663700" cy="273685"/>
                 <wp:effectExtent l="0" t="0" r="0" b="0"/>
                 <wp:wrapNone/>
-                <wp:docPr id="15" name="Text Box 15"/>
+                <wp:docPr id="13" name="Text Box 13"/>
                 <wp:cNvGraphicFramePr/>
                 <a:graphic xmlns:a="http://schemas.openxmlformats.org/drawingml/2006/main">
                   <a:graphicData uri="http://schemas.microsoft.com/office/word/2010/wordprocessingShape">
@@ -2922,7 +2922,7 @@
                       <wps:spPr>
                         <a:xfrm>
                           <a:off x="0" y="0"/>
-                          <a:ext cx="1493134" cy="273685"/>
+                          <a:ext cx="1663700" cy="273685"/>
                         </a:xfrm>
                         <a:prstGeom prst="rect">
                           <a:avLst/>
@@ -2957,7 +2957,7 @@
                                 <w:sz w:val="24"/>
                                 <w:szCs w:val="24"/>
                               </w:rPr>
-                              <w:t>issuePlace</w:t>
+                              <w:t>cccd</w:t>
                             </w:r>
                             <w:r>
                               <w:rPr>
@@ -3017,7 +3017,7 @@
           </mc:Choice>
           <mc:Fallback>
             <w:pict>
-              <v:shape w14:anchorId="074D195E" id="Text Box 15" o:spid="_x0000_s1040" type="#_x0000_t202" style="position:absolute;left:0;text-align:left;margin-left:371.85pt;margin-top:17pt;width:117.55pt;height:21.55pt;z-index:251687936;visibility:visible;mso-wrap-style:square;mso-width-percent:0;mso-height-percent:0;mso-wrap-distance-left:9pt;mso-wrap-distance-top:0;mso-wrap-distance-right:9pt;mso-wrap-distance-bottom:0;mso-position-horizontal:absolute;mso-position-horizontal-relative:text;mso-position-vertical:absolute;mso-position-vertical-relative:text;mso-width-percent:0;mso-height-percent:0;mso-width-relative:margin;mso-height-relative:margin;v-text-anchor:top" o:gfxdata="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" filled="f" stroked="f" strokeweight=".5pt">
+              <v:shape w14:anchorId="5AC04786" id="Text Box 13" o:spid="_x0000_s1040" type="#_x0000_t202" style="position:absolute;left:0;text-align:left;margin-left:80.5pt;margin-top:17.15pt;width:131pt;height:21.55pt;z-index:251683840;visibility:visible;mso-wrap-style:square;mso-width-percent:0;mso-height-percent:0;mso-wrap-distance-left:9pt;mso-wrap-distance-top:0;mso-wrap-distance-right:9pt;mso-wrap-distance-bottom:0;mso-position-horizontal:absolute;mso-position-horizontal-relative:text;mso-position-vertical:absolute;mso-position-vertical-relative:text;mso-width-percent:0;mso-height-percent:0;mso-width-relative:margin;mso-height-relative:margin;v-text-anchor:top" o:gfxdata="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" filled="f" stroked="f" strokeweight=".5pt">
                 <v:textbox>
                   <w:txbxContent>
                     <w:p>
@@ -3043,7 +3043,7 @@
                           <w:sz w:val="24"/>
                           <w:szCs w:val="24"/>
                         </w:rPr>
-                        <w:t>issuePlace</w:t>
+                        <w:t>cccd</w:t>
                       </w:r>
                       <w:r>
                         <w:rPr>
@@ -3623,13 +3623,13 @@
         <mc:AlternateContent>
           <mc:Choice Requires="wps">
             <w:drawing>
-              <wp:anchor distT="0" distB="0" distL="114300" distR="114300" simplePos="0" relativeHeight="251692032" behindDoc="0" locked="0" layoutInCell="1" allowOverlap="1" wp14:anchorId="76FEA236" wp14:editId="0D215E8D">
+              <wp:anchor distT="0" distB="0" distL="114300" distR="114300" simplePos="0" relativeHeight="251692032" behindDoc="0" locked="0" layoutInCell="1" allowOverlap="1" wp14:anchorId="76FEA236" wp14:editId="0F16B2C7">
                 <wp:simplePos x="0" y="0"/>
                 <wp:positionH relativeFrom="column">
                   <wp:posOffset>1314450</wp:posOffset>
                 </wp:positionH>
                 <wp:positionV relativeFrom="paragraph">
-                  <wp:posOffset>184150</wp:posOffset>
+                  <wp:posOffset>171450</wp:posOffset>
                 </wp:positionV>
                 <wp:extent cx="2813050" cy="273685"/>
                 <wp:effectExtent l="0" t="0" r="0" b="0"/>
@@ -3738,7 +3738,7 @@
           </mc:Choice>
           <mc:Fallback>
             <w:pict>
-              <v:shape w14:anchorId="76FEA236" id="Text Box 17" o:spid="_x0000_s1042" type="#_x0000_t202" style="position:absolute;left:0;text-align:left;margin-left:103.5pt;margin-top:14.5pt;width:221.5pt;height:21.55pt;z-index:251692032;visibility:visible;mso-wrap-style:square;mso-width-percent:0;mso-height-percent:0;mso-wrap-distance-left:9pt;mso-wrap-distance-top:0;mso-wrap-distance-right:9pt;mso-wrap-distance-bottom:0;mso-position-horizontal:absolute;mso-position-horizontal-relative:text;mso-position-vertical:absolute;mso-position-vertical-relative:text;mso-width-percent:0;mso-height-percent:0;mso-width-relative:margin;mso-height-relative:margin;v-text-anchor:top" o:gfxdata="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" filled="f" stroked="f" strokeweight=".5pt">
+              <v:shape w14:anchorId="76FEA236" id="Text Box 17" o:spid="_x0000_s1042" type="#_x0000_t202" style="position:absolute;left:0;text-align:left;margin-left:103.5pt;margin-top:13.5pt;width:221.5pt;height:21.55pt;z-index:251692032;visibility:visible;mso-wrap-style:square;mso-width-percent:0;mso-height-percent:0;mso-wrap-distance-left:9pt;mso-wrap-distance-top:0;mso-wrap-distance-right:9pt;mso-wrap-distance-bottom:0;mso-position-horizontal:absolute;mso-position-horizontal-relative:text;mso-position-vertical:absolute;mso-position-vertical-relative:text;mso-width-percent:0;mso-height-percent:0;mso-width-relative:margin;mso-height-relative:margin;v-text-anchor:top" o:gfxdata="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" filled="f" stroked="f" strokeweight=".5pt">
                 <v:textbox>
                   <w:txbxContent>
                     <w:p>
@@ -4014,11 +4014,7 @@
           </mc:Choice>
           <mc:Fallback>
             <w:pict>
-              <v:shapetype w14:anchorId="45D0B646" id="_x0000_t202" coordsize="21600,21600" o:spt="202" path="m,l,21600r21600,l21600,xe">
-                <v:stroke joinstyle="miter"/>
-                <v:path gradientshapeok="t" o:connecttype="rect"/>
-              </v:shapetype>
-              <v:shape id="Text Box 18" o:spid="_x0000_s1043" type="#_x0000_t202" style="position:absolute;left:0;text-align:left;margin-left:381.15pt;margin-top:14.85pt;width:117.55pt;height:21.55pt;z-index:251694080;visibility:visible;mso-wrap-style:square;mso-width-percent:0;mso-height-percent:0;mso-wrap-distance-left:9pt;mso-wrap-distance-top:0;mso-wrap-distance-right:9pt;mso-wrap-distance-bottom:0;mso-position-horizontal:absolute;mso-position-horizontal-relative:text;mso-position-vertical:absolute;mso-position-vertical-relative:text;mso-width-percent:0;mso-height-percent:0;mso-width-relative:margin;mso-height-relative:margin;v-text-anchor:top" o:gfxdata="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" filled="f" stroked="f" strokeweight=".5pt">
+              <v:shape w14:anchorId="45D0B646" id="Text Box 18" o:spid="_x0000_s1043" type="#_x0000_t202" style="position:absolute;left:0;text-align:left;margin-left:381.15pt;margin-top:14.85pt;width:117.55pt;height:21.55pt;z-index:251694080;visibility:visible;mso-wrap-style:square;mso-width-percent:0;mso-height-percent:0;mso-wrap-distance-left:9pt;mso-wrap-distance-top:0;mso-wrap-distance-right:9pt;mso-wrap-distance-bottom:0;mso-position-horizontal:absolute;mso-position-horizontal-relative:text;mso-position-vertical:absolute;mso-position-vertical-relative:text;mso-width-percent:0;mso-height-percent:0;mso-width-relative:margin;mso-height-relative:margin;v-text-anchor:top" o:gfxdata="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" filled="f" stroked="f" strokeweight=".5pt">
                 <v:textbox>
                   <w:txbxContent>
                     <w:p>
@@ -4201,15 +4197,15 @@
         <mc:AlternateContent>
           <mc:Choice Requires="wps">
             <w:drawing>
-              <wp:anchor distT="0" distB="0" distL="114300" distR="114300" simplePos="0" relativeHeight="251696128" behindDoc="0" locked="0" layoutInCell="1" allowOverlap="1" wp14:anchorId="342880ED" wp14:editId="4AFEAA27">
+              <wp:anchor distT="0" distB="0" distL="114300" distR="114300" simplePos="0" relativeHeight="251696128" behindDoc="0" locked="0" layoutInCell="1" allowOverlap="1" wp14:anchorId="342880ED" wp14:editId="65F3E8D4">
                 <wp:simplePos x="0" y="0"/>
                 <wp:positionH relativeFrom="column">
-                  <wp:posOffset>1724628</wp:posOffset>
+                  <wp:posOffset>1727200</wp:posOffset>
                 </wp:positionH>
                 <wp:positionV relativeFrom="paragraph">
-                  <wp:posOffset>213497</wp:posOffset>
+                  <wp:posOffset>200660</wp:posOffset>
                 </wp:positionV>
-                <wp:extent cx="1493134" cy="273685"/>
+                <wp:extent cx="4413250" cy="273685"/>
                 <wp:effectExtent l="0" t="0" r="0" b="0"/>
                 <wp:wrapNone/>
                 <wp:docPr id="19" name="Text Box 19"/>
@@ -4221,7 +4217,7 @@
                       <wps:spPr>
                         <a:xfrm>
                           <a:off x="0" y="0"/>
-                          <a:ext cx="1493134" cy="273685"/>
+                          <a:ext cx="4413250" cy="273685"/>
                         </a:xfrm>
                         <a:prstGeom prst="rect">
                           <a:avLst/>
@@ -4316,7 +4312,7 @@
           </mc:Choice>
           <mc:Fallback>
             <w:pict>
-              <v:shape w14:anchorId="342880ED" id="Text Box 19" o:spid="_x0000_s1044" type="#_x0000_t202" style="position:absolute;left:0;text-align:left;margin-left:135.8pt;margin-top:16.8pt;width:117.55pt;height:21.55pt;z-index:251696128;visibility:visible;mso-wrap-style:square;mso-width-percent:0;mso-height-percent:0;mso-wrap-distance-left:9pt;mso-wrap-distance-top:0;mso-wrap-distance-right:9pt;mso-wrap-distance-bottom:0;mso-position-horizontal:absolute;mso-position-horizontal-relative:text;mso-position-vertical:absolute;mso-position-vertical-relative:text;mso-width-percent:0;mso-height-percent:0;mso-width-relative:margin;mso-height-relative:margin;v-text-anchor:top" o:gfxdata="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" filled="f" stroked="f" strokeweight=".5pt">
+              <v:shape w14:anchorId="342880ED" id="Text Box 19" o:spid="_x0000_s1044" type="#_x0000_t202" style="position:absolute;left:0;text-align:left;margin-left:136pt;margin-top:15.8pt;width:347.5pt;height:21.55pt;z-index:251696128;visibility:visible;mso-wrap-style:square;mso-width-percent:0;mso-height-percent:0;mso-wrap-distance-left:9pt;mso-wrap-distance-top:0;mso-wrap-distance-right:9pt;mso-wrap-distance-bottom:0;mso-position-horizontal:absolute;mso-position-horizontal-relative:text;mso-position-vertical:absolute;mso-position-vertical-relative:text;mso-width-percent:0;mso-height-percent:0;mso-width-relative:margin;mso-height-relative:margin;v-text-anchor:top" o:gfxdata="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" filled="f" stroked="f" strokeweight=".5pt">
                 <v:textbox>
                   <w:txbxContent>
                     <w:p>
@@ -4495,13 +4491,13 @@
         <mc:AlternateContent>
           <mc:Choice Requires="wps">
             <w:drawing>
-              <wp:anchor distT="0" distB="0" distL="114300" distR="114300" simplePos="0" relativeHeight="251698176" behindDoc="0" locked="0" layoutInCell="1" allowOverlap="1" wp14:anchorId="71EF6060" wp14:editId="20EFCAC6">
+              <wp:anchor distT="0" distB="0" distL="114300" distR="114300" simplePos="0" relativeHeight="251698176" behindDoc="0" locked="0" layoutInCell="1" allowOverlap="1" wp14:anchorId="71EF6060" wp14:editId="45C52FAC">
                 <wp:simplePos x="0" y="0"/>
                 <wp:positionH relativeFrom="margin">
-                  <wp:align>right</wp:align>
+                  <wp:posOffset>1282700</wp:posOffset>
                 </wp:positionH>
                 <wp:positionV relativeFrom="paragraph">
-                  <wp:posOffset>242570</wp:posOffset>
+                  <wp:posOffset>229870</wp:posOffset>
                 </wp:positionV>
                 <wp:extent cx="4889500" cy="273685"/>
                 <wp:effectExtent l="0" t="0" r="0" b="0"/>
@@ -4606,7 +4602,7 @@
           </mc:Choice>
           <mc:Fallback>
             <w:pict>
-              <v:shape w14:anchorId="71EF6060" id="Text Box 20" o:spid="_x0000_s1045" type="#_x0000_t202" style="position:absolute;left:0;text-align:left;margin-left:333.8pt;margin-top:19.1pt;width:385pt;height:21.55pt;z-index:251698176;visibility:visible;mso-wrap-style:square;mso-width-percent:0;mso-height-percent:0;mso-wrap-distance-left:9pt;mso-wrap-distance-top:0;mso-wrap-distance-right:9pt;mso-wrap-distance-bottom:0;mso-position-horizontal:right;mso-position-horizontal-relative:margin;mso-position-vertical:absolute;mso-position-vertical-relative:text;mso-width-percent:0;mso-height-percent:0;mso-width-relative:margin;mso-height-relative:margin;v-text-anchor:top" o:gfxdata="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" filled="f" stroked="f" strokeweight=".5pt">
+              <v:shape w14:anchorId="71EF6060" id="Text Box 20" o:spid="_x0000_s1045" type="#_x0000_t202" style="position:absolute;left:0;text-align:left;margin-left:101pt;margin-top:18.1pt;width:385pt;height:21.55pt;z-index:251698176;visibility:visible;mso-wrap-style:square;mso-width-percent:0;mso-height-percent:0;mso-wrap-distance-left:9pt;mso-wrap-distance-top:0;mso-wrap-distance-right:9pt;mso-wrap-distance-bottom:0;mso-position-horizontal:absolute;mso-position-horizontal-relative:margin;mso-position-vertical:absolute;mso-position-vertical-relative:text;mso-width-percent:0;mso-height-percent:0;mso-width-relative:margin;mso-height-relative:margin;v-text-anchor:top" o:gfxdata="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" filled="f" stroked="f" strokeweight=".5pt">
                 <v:textbox>
                   <w:txbxContent>
                     <w:p>
@@ -4736,13 +4732,13 @@
         <mc:AlternateContent>
           <mc:Choice Requires="wps">
             <w:drawing>
-              <wp:anchor distT="0" distB="0" distL="114300" distR="114300" simplePos="0" relativeHeight="251700224" behindDoc="0" locked="0" layoutInCell="1" allowOverlap="1" wp14:anchorId="01E4AFE5" wp14:editId="0BA4EE34">
+              <wp:anchor distT="0" distB="0" distL="114300" distR="114300" simplePos="0" relativeHeight="251700224" behindDoc="0" locked="0" layoutInCell="1" allowOverlap="1" wp14:anchorId="01E4AFE5" wp14:editId="6ED1789E">
                 <wp:simplePos x="0" y="0"/>
                 <wp:positionH relativeFrom="column">
                   <wp:posOffset>1289050</wp:posOffset>
                 </wp:positionH>
                 <wp:positionV relativeFrom="paragraph">
-                  <wp:posOffset>214630</wp:posOffset>
+                  <wp:posOffset>201930</wp:posOffset>
                 </wp:positionV>
                 <wp:extent cx="2813050" cy="273685"/>
                 <wp:effectExtent l="0" t="0" r="0" b="0"/>
@@ -4860,7 +4856,7 @@
           </mc:Choice>
           <mc:Fallback>
             <w:pict>
-              <v:shape w14:anchorId="01E4AFE5" id="Text Box 21" o:spid="_x0000_s1046" type="#_x0000_t202" style="position:absolute;left:0;text-align:left;margin-left:101.5pt;margin-top:16.9pt;width:221.5pt;height:21.55pt;z-index:251700224;visibility:visible;mso-wrap-style:square;mso-width-percent:0;mso-height-percent:0;mso-wrap-distance-left:9pt;mso-wrap-distance-top:0;mso-wrap-distance-right:9pt;mso-wrap-distance-bottom:0;mso-position-horizontal:absolute;mso-position-horizontal-relative:text;mso-position-vertical:absolute;mso-position-vertical-relative:text;mso-width-percent:0;mso-height-percent:0;mso-width-relative:margin;mso-height-relative:margin;v-text-anchor:top" o:gfxdata="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" filled="f" stroked="f" strokeweight=".5pt">
+              <v:shape w14:anchorId="01E4AFE5" id="Text Box 21" o:spid="_x0000_s1046" type="#_x0000_t202" style="position:absolute;left:0;text-align:left;margin-left:101.5pt;margin-top:15.9pt;width:221.5pt;height:21.55pt;z-index:251700224;visibility:visible;mso-wrap-style:square;mso-width-percent:0;mso-height-percent:0;mso-wrap-distance-left:9pt;mso-wrap-distance-top:0;mso-wrap-distance-right:9pt;mso-wrap-distance-bottom:0;mso-position-horizontal:absolute;mso-position-horizontal-relative:text;mso-position-vertical:absolute;mso-position-vertical-relative:text;mso-width-percent:0;mso-height-percent:0;mso-width-relative:margin;mso-height-relative:margin;v-text-anchor:top" o:gfxdata="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" filled="f" stroked="f" strokeweight=".5pt">
                 <v:textbox>
                   <w:txbxContent>
                     <w:p>
@@ -5211,15 +5207,15 @@
         <mc:AlternateContent>
           <mc:Choice Requires="wps">
             <w:drawing>
-              <wp:anchor distT="0" distB="0" distL="114300" distR="114300" simplePos="0" relativeHeight="251704320" behindDoc="0" locked="0" layoutInCell="1" allowOverlap="1" wp14:anchorId="4EE37DB2" wp14:editId="10186722">
+              <wp:anchor distT="0" distB="0" distL="114300" distR="114300" simplePos="0" relativeHeight="251704320" behindDoc="0" locked="0" layoutInCell="1" allowOverlap="1" wp14:anchorId="4EE37DB2" wp14:editId="73A8132C">
                 <wp:simplePos x="0" y="0"/>
                 <wp:positionH relativeFrom="column">
-                  <wp:posOffset>1676022</wp:posOffset>
+                  <wp:posOffset>1676400</wp:posOffset>
                 </wp:positionH>
                 <wp:positionV relativeFrom="paragraph">
-                  <wp:posOffset>217074</wp:posOffset>
+                  <wp:posOffset>202565</wp:posOffset>
                 </wp:positionV>
-                <wp:extent cx="1493134" cy="273685"/>
+                <wp:extent cx="4349750" cy="273685"/>
                 <wp:effectExtent l="0" t="0" r="0" b="0"/>
                 <wp:wrapNone/>
                 <wp:docPr id="23" name="Text Box 23"/>
@@ -5231,7 +5227,7 @@
                       <wps:spPr>
                         <a:xfrm>
                           <a:off x="0" y="0"/>
-                          <a:ext cx="1493134" cy="273685"/>
+                          <a:ext cx="4349750" cy="273685"/>
                         </a:xfrm>
                         <a:prstGeom prst="rect">
                           <a:avLst/>
@@ -5335,7 +5331,7 @@
           </mc:Choice>
           <mc:Fallback>
             <w:pict>
-              <v:shape w14:anchorId="4EE37DB2" id="Text Box 23" o:spid="_x0000_s1048" type="#_x0000_t202" style="position:absolute;left:0;text-align:left;margin-left:131.95pt;margin-top:17.1pt;width:117.55pt;height:21.55pt;z-index:251704320;visibility:visible;mso-wrap-style:square;mso-width-percent:0;mso-height-percent:0;mso-wrap-distance-left:9pt;mso-wrap-distance-top:0;mso-wrap-distance-right:9pt;mso-wrap-distance-bottom:0;mso-position-horizontal:absolute;mso-position-horizontal-relative:text;mso-position-vertical:absolute;mso-position-vertical-relative:text;mso-width-percent:0;mso-height-percent:0;mso-width-relative:margin;mso-height-relative:margin;v-text-anchor:top" o:gfxdata="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" filled="f" stroked="f" strokeweight=".5pt">
+              <v:shape w14:anchorId="4EE37DB2" id="Text Box 23" o:spid="_x0000_s1048" type="#_x0000_t202" style="position:absolute;left:0;text-align:left;margin-left:132pt;margin-top:15.95pt;width:342.5pt;height:21.55pt;z-index:251704320;visibility:visible;mso-wrap-style:square;mso-width-percent:0;mso-height-percent:0;mso-wrap-distance-left:9pt;mso-wrap-distance-top:0;mso-wrap-distance-right:9pt;mso-wrap-distance-bottom:0;mso-position-horizontal:absolute;mso-position-horizontal-relative:text;mso-position-vertical:absolute;mso-position-vertical-relative:text;mso-width-percent:0;mso-height-percent:0;mso-width-relative:margin;mso-height-relative:margin;v-text-anchor:top" o:gfxdata="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" filled="f" stroked="f" strokeweight=".5pt">
                 <v:textbox>
                   <w:txbxContent>
                     <w:p>
@@ -5521,13 +5517,13 @@
         <mc:AlternateContent>
           <mc:Choice Requires="wps">
             <w:drawing>
-              <wp:anchor distT="0" distB="0" distL="114300" distR="114300" simplePos="0" relativeHeight="251706368" behindDoc="0" locked="0" layoutInCell="1" allowOverlap="1" wp14:anchorId="4A3F849C" wp14:editId="3003B34B">
+              <wp:anchor distT="0" distB="0" distL="114300" distR="114300" simplePos="0" relativeHeight="251706368" behindDoc="0" locked="0" layoutInCell="1" allowOverlap="1" wp14:anchorId="4A3F849C" wp14:editId="717EEBF6">
                 <wp:simplePos x="0" y="0"/>
                 <wp:positionH relativeFrom="column">
                   <wp:posOffset>1295400</wp:posOffset>
                 </wp:positionH>
                 <wp:positionV relativeFrom="paragraph">
-                  <wp:posOffset>209550</wp:posOffset>
+                  <wp:posOffset>196850</wp:posOffset>
                 </wp:positionV>
                 <wp:extent cx="4857750" cy="273685"/>
                 <wp:effectExtent l="0" t="0" r="0" b="0"/>
@@ -5645,7 +5641,7 @@
           </mc:Choice>
           <mc:Fallback>
             <w:pict>
-              <v:shape w14:anchorId="4A3F849C" id="Text Box 24" o:spid="_x0000_s1049" type="#_x0000_t202" style="position:absolute;left:0;text-align:left;margin-left:102pt;margin-top:16.5pt;width:382.5pt;height:21.55pt;z-index:251706368;visibility:visible;mso-wrap-style:square;mso-width-percent:0;mso-height-percent:0;mso-wrap-distance-left:9pt;mso-wrap-distance-top:0;mso-wrap-distance-right:9pt;mso-wrap-distance-bottom:0;mso-position-horizontal:absolute;mso-position-horizontal-relative:text;mso-position-vertical:absolute;mso-position-vertical-relative:text;mso-width-percent:0;mso-height-percent:0;mso-width-relative:margin;mso-height-relative:margin;v-text-anchor:top" o:gfxdata="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" filled="f" stroked="f" strokeweight=".5pt">
+              <v:shape w14:anchorId="4A3F849C" id="Text Box 24" o:spid="_x0000_s1049" type="#_x0000_t202" style="position:absolute;left:0;text-align:left;margin-left:102pt;margin-top:15.5pt;width:382.5pt;height:21.55pt;z-index:251706368;visibility:visible;mso-wrap-style:square;mso-width-percent:0;mso-height-percent:0;mso-wrap-distance-left:9pt;mso-wrap-distance-top:0;mso-wrap-distance-right:9pt;mso-wrap-distance-bottom:0;mso-position-horizontal:absolute;mso-position-horizontal-relative:text;mso-position-vertical:absolute;mso-position-vertical-relative:text;mso-width-percent:0;mso-height-percent:0;mso-width-relative:margin;mso-height-relative:margin;v-text-anchor:top" o:gfxdata="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" filled="f" stroked="f" strokeweight=".5pt">
                 <v:textbox>
                   <w:txbxContent>
                     <w:p>
@@ -5779,13 +5775,13 @@
         <mc:AlternateContent>
           <mc:Choice Requires="wps">
             <w:drawing>
-              <wp:anchor distT="0" distB="0" distL="114300" distR="114300" simplePos="0" relativeHeight="251750400" behindDoc="0" locked="0" layoutInCell="1" allowOverlap="1" wp14:anchorId="7B8CD45A" wp14:editId="77785390">
+              <wp:anchor distT="0" distB="0" distL="114300" distR="114300" simplePos="0" relativeHeight="251750400" behindDoc="0" locked="0" layoutInCell="1" allowOverlap="1" wp14:anchorId="7B8CD45A" wp14:editId="4BF0E5DC">
                 <wp:simplePos x="0" y="0"/>
                 <wp:positionH relativeFrom="column">
                   <wp:posOffset>2101850</wp:posOffset>
                 </wp:positionH>
                 <wp:positionV relativeFrom="paragraph">
-                  <wp:posOffset>210185</wp:posOffset>
+                  <wp:posOffset>197485</wp:posOffset>
                 </wp:positionV>
                 <wp:extent cx="2044700" cy="273685"/>
                 <wp:effectExtent l="0" t="0" r="0" b="0"/>
@@ -5915,7 +5911,7 @@
           </mc:Choice>
           <mc:Fallback>
             <w:pict>
-              <v:shape w14:anchorId="7B8CD45A" id="Text Box 45" o:spid="_x0000_s1050" type="#_x0000_t202" style="position:absolute;left:0;text-align:left;margin-left:165.5pt;margin-top:16.55pt;width:161pt;height:21.55pt;z-index:251750400;visibility:visible;mso-wrap-style:square;mso-width-percent:0;mso-height-percent:0;mso-wrap-distance-left:9pt;mso-wrap-distance-top:0;mso-wrap-distance-right:9pt;mso-wrap-distance-bottom:0;mso-position-horizontal:absolute;mso-position-horizontal-relative:text;mso-position-vertical:absolute;mso-position-vertical-relative:text;mso-width-percent:0;mso-height-percent:0;mso-width-relative:margin;mso-height-relative:margin;v-text-anchor:top" o:gfxdata="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" filled="f" stroked="f" strokeweight=".5pt">
+              <v:shape w14:anchorId="7B8CD45A" id="Text Box 45" o:spid="_x0000_s1050" type="#_x0000_t202" style="position:absolute;left:0;text-align:left;margin-left:165.5pt;margin-top:15.55pt;width:161pt;height:21.55pt;z-index:251750400;visibility:visible;mso-wrap-style:square;mso-width-percent:0;mso-height-percent:0;mso-wrap-distance-left:9pt;mso-wrap-distance-top:0;mso-wrap-distance-right:9pt;mso-wrap-distance-bottom:0;mso-position-horizontal:absolute;mso-position-horizontal-relative:text;mso-position-vertical:absolute;mso-position-vertical-relative:text;mso-width-percent:0;mso-height-percent:0;mso-width-relative:margin;mso-height-relative:margin;v-text-anchor:top" o:gfxdata="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" filled="f" stroked="f" strokeweight=".5pt">
                 <v:textbox>
                   <w:txbxContent>
                     <w:p>
@@ -6322,15 +6318,15 @@
         <mc:AlternateContent>
           <mc:Choice Requires="wps">
             <w:drawing>
-              <wp:anchor distT="0" distB="0" distL="114300" distR="114300" simplePos="0" relativeHeight="251754496" behindDoc="0" locked="0" layoutInCell="1" allowOverlap="1" wp14:anchorId="75EB3AF7" wp14:editId="534A464A">
+              <wp:anchor distT="0" distB="0" distL="114300" distR="114300" simplePos="0" relativeHeight="251754496" behindDoc="0" locked="0" layoutInCell="1" allowOverlap="1" wp14:anchorId="75EB3AF7" wp14:editId="51162122">
                 <wp:simplePos x="0" y="0"/>
                 <wp:positionH relativeFrom="column">
-                  <wp:posOffset>1657985</wp:posOffset>
+                  <wp:posOffset>1657350</wp:posOffset>
                 </wp:positionH>
                 <wp:positionV relativeFrom="paragraph">
-                  <wp:posOffset>217599</wp:posOffset>
+                  <wp:posOffset>204470</wp:posOffset>
                 </wp:positionV>
-                <wp:extent cx="1580379" cy="273685"/>
+                <wp:extent cx="4273550" cy="273685"/>
                 <wp:effectExtent l="0" t="0" r="0" b="0"/>
                 <wp:wrapNone/>
                 <wp:docPr id="25" name="Text Box 25"/>
@@ -6342,7 +6338,7 @@
                       <wps:spPr>
                         <a:xfrm>
                           <a:off x="0" y="0"/>
-                          <a:ext cx="1580379" cy="273685"/>
+                          <a:ext cx="4273550" cy="273685"/>
                         </a:xfrm>
                         <a:prstGeom prst="rect">
                           <a:avLst/>
@@ -6462,7 +6458,7 @@
           </mc:Choice>
           <mc:Fallback>
             <w:pict>
-              <v:shape w14:anchorId="75EB3AF7" id="Text Box 25" o:spid="_x0000_s1052" type="#_x0000_t202" style="position:absolute;left:0;text-align:left;margin-left:130.55pt;margin-top:17.15pt;width:124.45pt;height:21.55pt;z-index:251754496;visibility:visible;mso-wrap-style:square;mso-width-percent:0;mso-height-percent:0;mso-wrap-distance-left:9pt;mso-wrap-distance-top:0;mso-wrap-distance-right:9pt;mso-wrap-distance-bottom:0;mso-position-horizontal:absolute;mso-position-horizontal-relative:text;mso-position-vertical:absolute;mso-position-vertical-relative:text;mso-width-percent:0;mso-height-percent:0;mso-width-relative:margin;mso-height-relative:margin;v-text-anchor:top" o:gfxdata="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" filled="f" stroked="f" strokeweight=".5pt">
+              <v:shape w14:anchorId="75EB3AF7" id="Text Box 25" o:spid="_x0000_s1052" type="#_x0000_t202" style="position:absolute;left:0;text-align:left;margin-left:130.5pt;margin-top:16.1pt;width:336.5pt;height:21.55pt;z-index:251754496;visibility:visible;mso-wrap-style:square;mso-width-percent:0;mso-height-percent:0;mso-wrap-distance-left:9pt;mso-wrap-distance-top:0;mso-wrap-distance-right:9pt;mso-wrap-distance-bottom:0;mso-position-horizontal:absolute;mso-position-horizontal-relative:text;mso-position-vertical:absolute;mso-position-vertical-relative:text;mso-width-percent:0;mso-height-percent:0;mso-width-relative:margin;mso-height-relative:margin;v-text-anchor:top" o:gfxdata="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" filled="f" stroked="f" strokeweight=".5pt">
                 <v:textbox>
                   <w:txbxContent>
                     <w:p>
@@ -6674,13 +6670,13 @@
         <mc:AlternateContent>
           <mc:Choice Requires="wps">
             <w:drawing>
-              <wp:anchor distT="0" distB="0" distL="114300" distR="114300" simplePos="0" relativeHeight="251758592" behindDoc="0" locked="0" layoutInCell="1" allowOverlap="1" wp14:anchorId="540CDC35" wp14:editId="7A16C617">
+              <wp:anchor distT="0" distB="0" distL="114300" distR="114300" simplePos="0" relativeHeight="251758592" behindDoc="0" locked="0" layoutInCell="1" allowOverlap="1" wp14:anchorId="540CDC35" wp14:editId="09988359">
                 <wp:simplePos x="0" y="0"/>
                 <wp:positionH relativeFrom="column">
                   <wp:posOffset>2120900</wp:posOffset>
                 </wp:positionH>
                 <wp:positionV relativeFrom="paragraph">
-                  <wp:posOffset>212090</wp:posOffset>
+                  <wp:posOffset>199390</wp:posOffset>
                 </wp:positionV>
                 <wp:extent cx="2025650" cy="273685"/>
                 <wp:effectExtent l="0" t="0" r="0" b="0"/>
@@ -6810,7 +6806,7 @@
           </mc:Choice>
           <mc:Fallback>
             <w:pict>
-              <v:shape w14:anchorId="540CDC35" id="Text Box 28" o:spid="_x0000_s1053" type="#_x0000_t202" style="position:absolute;left:0;text-align:left;margin-left:167pt;margin-top:16.7pt;width:159.5pt;height:21.55pt;z-index:251758592;visibility:visible;mso-wrap-style:square;mso-width-percent:0;mso-height-percent:0;mso-wrap-distance-left:9pt;mso-wrap-distance-top:0;mso-wrap-distance-right:9pt;mso-wrap-distance-bottom:0;mso-position-horizontal:absolute;mso-position-horizontal-relative:text;mso-position-vertical:absolute;mso-position-vertical-relative:text;mso-width-percent:0;mso-height-percent:0;mso-width-relative:margin;mso-height-relative:margin;v-text-anchor:top" o:gfxdata="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" filled="f" stroked="f" strokeweight=".5pt">
+              <v:shape w14:anchorId="540CDC35" id="Text Box 28" o:spid="_x0000_s1053" type="#_x0000_t202" style="position:absolute;left:0;text-align:left;margin-left:167pt;margin-top:15.7pt;width:159.5pt;height:21.55pt;z-index:251758592;visibility:visible;mso-wrap-style:square;mso-width-percent:0;mso-height-percent:0;mso-wrap-distance-left:9pt;mso-wrap-distance-top:0;mso-wrap-distance-right:9pt;mso-wrap-distance-bottom:0;mso-position-horizontal:absolute;mso-position-horizontal-relative:text;mso-position-vertical:absolute;mso-position-vertical-relative:text;mso-width-percent:0;mso-height-percent:0;mso-width-relative:margin;mso-height-relative:margin;v-text-anchor:top" o:gfxdata="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" filled="f" stroked="f" strokeweight=".5pt">
                 <v:textbox>
                   <w:txbxContent>
                     <w:p>
@@ -7199,15 +7195,15 @@
         <mc:AlternateContent>
           <mc:Choice Requires="wps">
             <w:drawing>
-              <wp:anchor distT="0" distB="0" distL="114300" distR="114300" simplePos="0" relativeHeight="251762688" behindDoc="0" locked="0" layoutInCell="1" allowOverlap="1" wp14:anchorId="1BECA613" wp14:editId="6B89D287">
+              <wp:anchor distT="0" distB="0" distL="114300" distR="114300" simplePos="0" relativeHeight="251762688" behindDoc="0" locked="0" layoutInCell="1" allowOverlap="1" wp14:anchorId="1BECA613" wp14:editId="729780DD">
                 <wp:simplePos x="0" y="0"/>
-                <wp:positionH relativeFrom="column">
-                  <wp:posOffset>1658620</wp:posOffset>
+                <wp:positionH relativeFrom="margin">
+                  <wp:posOffset>1657350</wp:posOffset>
                 </wp:positionH>
                 <wp:positionV relativeFrom="paragraph">
-                  <wp:posOffset>211884</wp:posOffset>
+                  <wp:posOffset>200025</wp:posOffset>
                 </wp:positionV>
-                <wp:extent cx="1712518" cy="273685"/>
+                <wp:extent cx="4514850" cy="273685"/>
                 <wp:effectExtent l="0" t="0" r="0" b="0"/>
                 <wp:wrapNone/>
                 <wp:docPr id="30" name="Text Box 30"/>
@@ -7219,7 +7215,7 @@
                       <wps:spPr>
                         <a:xfrm>
                           <a:off x="0" y="0"/>
-                          <a:ext cx="1712518" cy="273685"/>
+                          <a:ext cx="4514850" cy="273685"/>
                         </a:xfrm>
                         <a:prstGeom prst="rect">
                           <a:avLst/>
@@ -7336,7 +7332,7 @@
           </mc:Choice>
           <mc:Fallback>
             <w:pict>
-              <v:shape w14:anchorId="1BECA613" id="Text Box 30" o:spid="_x0000_s1055" type="#_x0000_t202" style="position:absolute;left:0;text-align:left;margin-left:130.6pt;margin-top:16.7pt;width:134.85pt;height:21.55pt;z-index:251762688;visibility:visible;mso-wrap-style:square;mso-width-percent:0;mso-height-percent:0;mso-wrap-distance-left:9pt;mso-wrap-distance-top:0;mso-wrap-distance-right:9pt;mso-wrap-distance-bottom:0;mso-position-horizontal:absolute;mso-position-horizontal-relative:text;mso-position-vertical:absolute;mso-position-vertical-relative:text;mso-width-percent:0;mso-height-percent:0;mso-width-relative:margin;mso-height-relative:margin;v-text-anchor:top" o:gfxdata="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" filled="f" stroked="f" strokeweight=".5pt">
+              <v:shape w14:anchorId="1BECA613" id="Text Box 30" o:spid="_x0000_s1055" type="#_x0000_t202" style="position:absolute;left:0;text-align:left;margin-left:130.5pt;margin-top:15.75pt;width:355.5pt;height:21.55pt;z-index:251762688;visibility:visible;mso-wrap-style:square;mso-width-percent:0;mso-height-percent:0;mso-wrap-distance-left:9pt;mso-wrap-distance-top:0;mso-wrap-distance-right:9pt;mso-wrap-distance-bottom:0;mso-position-horizontal:absolute;mso-position-horizontal-relative:margin;mso-position-vertical:absolute;mso-position-vertical-relative:text;mso-width-percent:0;mso-height-percent:0;mso-width-relative:margin;mso-height-relative:margin;v-text-anchor:top" o:gfxdata="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" filled="f" stroked="f" strokeweight=".5pt">
                 <v:textbox>
                   <w:txbxContent>
                     <w:p>
@@ -7388,16 +7384,7 @@
                           <w:szCs w:val="24"/>
                           <w:lang w:val="vi-VN"/>
                         </w:rPr>
-                        <w:t>j</w:t>
-                      </w:r>
-                      <w:r>
-                        <w:rPr>
-                          <w:color w:val="000000"/>
-                          <w:sz w:val="24"/>
-                          <w:szCs w:val="24"/>
-                          <w:lang w:val="vi-VN"/>
-                        </w:rPr>
-                        <w:t>ob</w:t>
+                        <w:t>job</w:t>
                       </w:r>
                       <w:r>
                         <w:rPr>
@@ -7433,6 +7420,7 @@
                     </w:p>
                   </w:txbxContent>
                 </v:textbox>
+                <w10:wrap anchorx="margin"/>
               </v:shape>
             </w:pict>
           </mc:Fallback>
@@ -7582,13 +7570,13 @@
         <mc:AlternateContent>
           <mc:Choice Requires="wps">
             <w:drawing>
-              <wp:anchor distT="0" distB="0" distL="114300" distR="114300" simplePos="0" relativeHeight="251768832" behindDoc="0" locked="0" layoutInCell="1" allowOverlap="1" wp14:anchorId="03BED5E2" wp14:editId="26D6546D">
+              <wp:anchor distT="0" distB="0" distL="114300" distR="114300" simplePos="0" relativeHeight="251768832" behindDoc="0" locked="0" layoutInCell="1" allowOverlap="1" wp14:anchorId="03BED5E2" wp14:editId="1C942FEC">
                 <wp:simplePos x="0" y="0"/>
                 <wp:positionH relativeFrom="column">
                   <wp:posOffset>2063750</wp:posOffset>
                 </wp:positionH>
                 <wp:positionV relativeFrom="paragraph">
-                  <wp:posOffset>219710</wp:posOffset>
+                  <wp:posOffset>207010</wp:posOffset>
                 </wp:positionV>
                 <wp:extent cx="2070100" cy="273685"/>
                 <wp:effectExtent l="0" t="0" r="0" b="0"/>
@@ -7718,7 +7706,7 @@
           </mc:Choice>
           <mc:Fallback>
             <w:pict>
-              <v:shape w14:anchorId="03BED5E2" id="Text Box 33" o:spid="_x0000_s1056" type="#_x0000_t202" style="position:absolute;left:0;text-align:left;margin-left:162.5pt;margin-top:17.3pt;width:163pt;height:21.55pt;z-index:251768832;visibility:visible;mso-wrap-style:square;mso-width-percent:0;mso-height-percent:0;mso-wrap-distance-left:9pt;mso-wrap-distance-top:0;mso-wrap-distance-right:9pt;mso-wrap-distance-bottom:0;mso-position-horizontal:absolute;mso-position-horizontal-relative:text;mso-position-vertical:absolute;mso-position-vertical-relative:text;mso-width-percent:0;mso-height-percent:0;mso-width-relative:margin;mso-height-relative:margin;v-text-anchor:top" o:gfxdata="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" filled="f" stroked="f" strokeweight=".5pt">
+              <v:shape w14:anchorId="03BED5E2" id="Text Box 33" o:spid="_x0000_s1056" type="#_x0000_t202" style="position:absolute;left:0;text-align:left;margin-left:162.5pt;margin-top:16.3pt;width:163pt;height:21.55pt;z-index:251768832;visibility:visible;mso-wrap-style:square;mso-width-percent:0;mso-height-percent:0;mso-wrap-distance-left:9pt;mso-wrap-distance-top:0;mso-wrap-distance-right:9pt;mso-wrap-distance-bottom:0;mso-position-horizontal:absolute;mso-position-horizontal-relative:text;mso-position-vertical:absolute;mso-position-vertical-relative:text;mso-width-percent:0;mso-height-percent:0;mso-width-relative:margin;mso-height-relative:margin;v-text-anchor:top" o:gfxdata="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" filled="f" stroked="f" strokeweight=".5pt">
                 <v:textbox>
                   <w:txbxContent>
                     <w:p>
@@ -8078,8 +8066,6 @@
         </w:rPr>
         <w:t>............</w:t>
       </w:r>
-      <w:bookmarkStart w:id="0" w:name="_GoBack"/>
-      <w:bookmarkEnd w:id="0"/>
     </w:p>
     <w:p>
       <w:pPr>
@@ -8109,15 +8095,15 @@
         <mc:AlternateContent>
           <mc:Choice Requires="wps">
             <w:drawing>
-              <wp:anchor distT="0" distB="0" distL="114300" distR="114300" simplePos="0" relativeHeight="251764736" behindDoc="0" locked="0" layoutInCell="1" allowOverlap="1" wp14:anchorId="4059527B" wp14:editId="4719A8AE">
+              <wp:anchor distT="0" distB="0" distL="114300" distR="114300" simplePos="0" relativeHeight="251764736" behindDoc="0" locked="0" layoutInCell="1" allowOverlap="1" wp14:anchorId="4059527B" wp14:editId="77E9300F">
                 <wp:simplePos x="0" y="0"/>
-                <wp:positionH relativeFrom="column">
-                  <wp:posOffset>1664970</wp:posOffset>
+                <wp:positionH relativeFrom="margin">
+                  <wp:posOffset>1663700</wp:posOffset>
                 </wp:positionH>
                 <wp:positionV relativeFrom="paragraph">
-                  <wp:posOffset>215900</wp:posOffset>
+                  <wp:posOffset>201295</wp:posOffset>
                 </wp:positionV>
-                <wp:extent cx="1712518" cy="273685"/>
+                <wp:extent cx="4508500" cy="273685"/>
                 <wp:effectExtent l="0" t="0" r="0" b="0"/>
                 <wp:wrapNone/>
                 <wp:docPr id="31" name="Text Box 31"/>
@@ -8129,7 +8115,7 @@
                       <wps:spPr>
                         <a:xfrm>
                           <a:off x="0" y="0"/>
-                          <a:ext cx="1712518" cy="273685"/>
+                          <a:ext cx="4508500" cy="273685"/>
                         </a:xfrm>
                         <a:prstGeom prst="rect">
                           <a:avLst/>
@@ -8246,7 +8232,7 @@
           </mc:Choice>
           <mc:Fallback>
             <w:pict>
-              <v:shape w14:anchorId="4059527B" id="Text Box 31" o:spid="_x0000_s1058" type="#_x0000_t202" style="position:absolute;left:0;text-align:left;margin-left:131.1pt;margin-top:17pt;width:134.85pt;height:21.55pt;z-index:251764736;visibility:visible;mso-wrap-style:square;mso-width-percent:0;mso-height-percent:0;mso-wrap-distance-left:9pt;mso-wrap-distance-top:0;mso-wrap-distance-right:9pt;mso-wrap-distance-bottom:0;mso-position-horizontal:absolute;mso-position-horizontal-relative:text;mso-position-vertical:absolute;mso-position-vertical-relative:text;mso-width-percent:0;mso-height-percent:0;mso-width-relative:margin;mso-height-relative:margin;v-text-anchor:top" o:gfxdata="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" filled="f" stroked="f" strokeweight=".5pt">
+              <v:shape w14:anchorId="4059527B" id="Text Box 31" o:spid="_x0000_s1058" type="#_x0000_t202" style="position:absolute;left:0;text-align:left;margin-left:131pt;margin-top:15.85pt;width:355pt;height:21.55pt;z-index:251764736;visibility:visible;mso-wrap-style:square;mso-width-percent:0;mso-height-percent:0;mso-wrap-distance-left:9pt;mso-wrap-distance-top:0;mso-wrap-distance-right:9pt;mso-wrap-distance-bottom:0;mso-position-horizontal:absolute;mso-position-horizontal-relative:margin;mso-position-vertical:absolute;mso-position-vertical-relative:text;mso-width-percent:0;mso-height-percent:0;mso-width-relative:margin;mso-height-relative:margin;v-text-anchor:top" o:gfxdata="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" filled="f" stroked="f" strokeweight=".5pt">
                 <v:textbox>
                   <w:txbxContent>
                     <w:p>
@@ -8334,6 +8320,7 @@
                     </w:p>
                   </w:txbxContent>
                 </v:textbox>
+                <w10:wrap anchorx="margin"/>
               </v:shape>
             </w:pict>
           </mc:Fallback>
@@ -8515,13 +8502,260 @@
         <mc:AlternateContent>
           <mc:Choice Requires="wps">
             <w:drawing>
-              <wp:anchor distT="0" distB="0" distL="114300" distR="114300" simplePos="0" relativeHeight="251770880" behindDoc="0" locked="0" layoutInCell="1" allowOverlap="1" wp14:anchorId="7BA4F198" wp14:editId="0A6C65F6">
+              <wp:anchor distT="0" distB="0" distL="114300" distR="114300" simplePos="0" relativeHeight="251766784" behindDoc="0" locked="0" layoutInCell="1" allowOverlap="1" wp14:anchorId="6DABAF35" wp14:editId="1F1F66E0">
+                <wp:simplePos x="0" y="0"/>
+                <wp:positionH relativeFrom="column">
+                  <wp:posOffset>1701800</wp:posOffset>
+                </wp:positionH>
+                <wp:positionV relativeFrom="paragraph">
+                  <wp:posOffset>200660</wp:posOffset>
+                </wp:positionV>
+                <wp:extent cx="4298950" cy="273685"/>
+                <wp:effectExtent l="0" t="0" r="0" b="0"/>
+                <wp:wrapNone/>
+                <wp:docPr id="32" name="Text Box 32"/>
+                <wp:cNvGraphicFramePr/>
+                <a:graphic xmlns:a="http://schemas.openxmlformats.org/drawingml/2006/main">
+                  <a:graphicData uri="http://schemas.microsoft.com/office/word/2010/wordprocessingShape">
+                    <wps:wsp>
+                      <wps:cNvSpPr txBox="1"/>
+                      <wps:spPr>
+                        <a:xfrm>
+                          <a:off x="0" y="0"/>
+                          <a:ext cx="4298950" cy="273685"/>
+                        </a:xfrm>
+                        <a:prstGeom prst="rect">
+                          <a:avLst/>
+                        </a:prstGeom>
+                        <a:noFill/>
+                        <a:ln w="6350">
+                          <a:noFill/>
+                        </a:ln>
+                      </wps:spPr>
+                      <wps:txbx>
+                        <w:txbxContent>
+                          <w:p>
+                            <w:pPr>
+                              <w:rPr>
+                                <w:color w:val="000000"/>
+                                <w:sz w:val="24"/>
+                                <w:szCs w:val="24"/>
+                                <w:lang w:val="vi-VN"/>
+                              </w:rPr>
+                            </w:pPr>
+                            <w:bookmarkStart w:id="0" w:name="_GoBack"/>
+                            <w:r>
+                              <w:rPr>
+                                <w:color w:val="000000"/>
+                                <w:sz w:val="24"/>
+                                <w:szCs w:val="24"/>
+                              </w:rPr>
+                              <w:t>+++</w:t>
+                            </w:r>
+                            <w:r>
+                              <w:rPr>
+                                <w:color w:val="000000"/>
+                                <w:sz w:val="24"/>
+                                <w:szCs w:val="24"/>
+                              </w:rPr>
+                              <w:t>sibling</w:t>
+                            </w:r>
+                            <w:r>
+                              <w:rPr>
+                                <w:color w:val="000000"/>
+                                <w:sz w:val="24"/>
+                                <w:szCs w:val="24"/>
+                                <w:lang w:val="vi-VN"/>
+                              </w:rPr>
+                              <w:t>4</w:t>
+                            </w:r>
+                            <w:r>
+                              <w:rPr>
+                                <w:color w:val="000000"/>
+                                <w:sz w:val="24"/>
+                                <w:szCs w:val="24"/>
+                              </w:rPr>
+                              <w:t>_</w:t>
+                            </w:r>
+                            <w:r>
+                              <w:rPr>
+                                <w:color w:val="000000"/>
+                                <w:sz w:val="24"/>
+                                <w:szCs w:val="24"/>
+                                <w:lang w:val="vi-VN"/>
+                              </w:rPr>
+                              <w:t>job</w:t>
+                            </w:r>
+                            <w:r>
+                              <w:rPr>
+                                <w:color w:val="000000"/>
+                                <w:sz w:val="24"/>
+                                <w:szCs w:val="24"/>
+                                <w:lang w:val="vi-VN"/>
+                              </w:rPr>
+                              <w:t>+++</w:t>
+                            </w:r>
+                          </w:p>
+                          <w:p>
+                            <w:pPr>
+                              <w:rPr>
+                                <w:sz w:val="24"/>
+                                <w:szCs w:val="24"/>
+                                <w:lang w:val="vi-VN"/>
+                              </w:rPr>
+                            </w:pPr>
+                            <w:r>
+                              <w:rPr>
+                                <w:color w:val="000000"/>
+                                <w:lang w:val="vi-VN"/>
+                              </w:rPr>
+                              <w:t>+++</w:t>
+                            </w:r>
+                            <w:r>
+                              <w:rPr>
+                                <w:color w:val="000000"/>
+                              </w:rPr>
+                              <w:t xml:space="preserve"> +++</w:t>
+                            </w:r>
+                            <w:bookmarkEnd w:id="0"/>
+                          </w:p>
+                        </w:txbxContent>
+                      </wps:txbx>
+                      <wps:bodyPr rot="0" spcFirstLastPara="0" vertOverflow="overflow" horzOverflow="overflow" vert="horz" wrap="square" lIns="91440" tIns="45720" rIns="91440" bIns="45720" numCol="1" spcCol="0" rtlCol="0" fromWordArt="0" anchor="t" anchorCtr="0" forceAA="0" compatLnSpc="1">
+                        <a:prstTxWarp prst="textNoShape">
+                          <a:avLst/>
+                        </a:prstTxWarp>
+                        <a:noAutofit/>
+                      </wps:bodyPr>
+                    </wps:wsp>
+                  </a:graphicData>
+                </a:graphic>
+                <wp14:sizeRelH relativeFrom="margin">
+                  <wp14:pctWidth>0</wp14:pctWidth>
+                </wp14:sizeRelH>
+                <wp14:sizeRelV relativeFrom="margin">
+                  <wp14:pctHeight>0</wp14:pctHeight>
+                </wp14:sizeRelV>
+              </wp:anchor>
+            </w:drawing>
+          </mc:Choice>
+          <mc:Fallback>
+            <w:pict>
+              <v:shape w14:anchorId="6DABAF35" id="Text Box 32" o:spid="_x0000_s1059" type="#_x0000_t202" style="position:absolute;left:0;text-align:left;margin-left:134pt;margin-top:15.8pt;width:338.5pt;height:21.55pt;z-index:251766784;visibility:visible;mso-wrap-style:square;mso-width-percent:0;mso-height-percent:0;mso-wrap-distance-left:9pt;mso-wrap-distance-top:0;mso-wrap-distance-right:9pt;mso-wrap-distance-bottom:0;mso-position-horizontal:absolute;mso-position-horizontal-relative:text;mso-position-vertical:absolute;mso-position-vertical-relative:text;mso-width-percent:0;mso-height-percent:0;mso-width-relative:margin;mso-height-relative:margin;v-text-anchor:top" o:gfxdata="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" filled="f" stroked="f" strokeweight=".5pt">
+                <v:textbox>
+                  <w:txbxContent>
+                    <w:p>
+                      <w:pPr>
+                        <w:rPr>
+                          <w:color w:val="000000"/>
+                          <w:sz w:val="24"/>
+                          <w:szCs w:val="24"/>
+                          <w:lang w:val="vi-VN"/>
+                        </w:rPr>
+                      </w:pPr>
+                      <w:bookmarkStart w:id="1" w:name="_GoBack"/>
+                      <w:r>
+                        <w:rPr>
+                          <w:color w:val="000000"/>
+                          <w:sz w:val="24"/>
+                          <w:szCs w:val="24"/>
+                        </w:rPr>
+                        <w:t>+++</w:t>
+                      </w:r>
+                      <w:r>
+                        <w:rPr>
+                          <w:color w:val="000000"/>
+                          <w:sz w:val="24"/>
+                          <w:szCs w:val="24"/>
+                        </w:rPr>
+                        <w:t>sibling</w:t>
+                      </w:r>
+                      <w:r>
+                        <w:rPr>
+                          <w:color w:val="000000"/>
+                          <w:sz w:val="24"/>
+                          <w:szCs w:val="24"/>
+                          <w:lang w:val="vi-VN"/>
+                        </w:rPr>
+                        <w:t>4</w:t>
+                      </w:r>
+                      <w:r>
+                        <w:rPr>
+                          <w:color w:val="000000"/>
+                          <w:sz w:val="24"/>
+                          <w:szCs w:val="24"/>
+                        </w:rPr>
+                        <w:t>_</w:t>
+                      </w:r>
+                      <w:r>
+                        <w:rPr>
+                          <w:color w:val="000000"/>
+                          <w:sz w:val="24"/>
+                          <w:szCs w:val="24"/>
+                          <w:lang w:val="vi-VN"/>
+                        </w:rPr>
+                        <w:t>job</w:t>
+                      </w:r>
+                      <w:r>
+                        <w:rPr>
+                          <w:color w:val="000000"/>
+                          <w:sz w:val="24"/>
+                          <w:szCs w:val="24"/>
+                          <w:lang w:val="vi-VN"/>
+                        </w:rPr>
+                        <w:t>+++</w:t>
+                      </w:r>
+                    </w:p>
+                    <w:p>
+                      <w:pPr>
+                        <w:rPr>
+                          <w:sz w:val="24"/>
+                          <w:szCs w:val="24"/>
+                          <w:lang w:val="vi-VN"/>
+                        </w:rPr>
+                      </w:pPr>
+                      <w:r>
+                        <w:rPr>
+                          <w:color w:val="000000"/>
+                          <w:lang w:val="vi-VN"/>
+                        </w:rPr>
+                        <w:t>+++</w:t>
+                      </w:r>
+                      <w:r>
+                        <w:rPr>
+                          <w:color w:val="000000"/>
+                        </w:rPr>
+                        <w:t xml:space="preserve"> +++</w:t>
+                      </w:r>
+                      <w:bookmarkEnd w:id="1"/>
+                    </w:p>
+                  </w:txbxContent>
+                </v:textbox>
+              </v:shape>
+            </w:pict>
+          </mc:Fallback>
+        </mc:AlternateContent>
+      </w:r>
+      <w:r>
+        <w:rPr>
+          <w:b/>
+          <w:bCs/>
+          <w:noProof/>
+          <w:color w:val="000000"/>
+          <w:sz w:val="24"/>
+          <w:szCs w:val="24"/>
+          <w:lang w:val="vi-VN" w:eastAsia="vi-VN"/>
+        </w:rPr>
+        <mc:AlternateContent>
+          <mc:Choice Requires="wps">
+            <w:drawing>
+              <wp:anchor distT="0" distB="0" distL="114300" distR="114300" simplePos="0" relativeHeight="251770880" behindDoc="0" locked="0" layoutInCell="1" allowOverlap="1" wp14:anchorId="7BA4F198" wp14:editId="0E61BBF9">
                 <wp:simplePos x="0" y="0"/>
                 <wp:positionH relativeFrom="column">
                   <wp:posOffset>2114550</wp:posOffset>
                 </wp:positionH>
                 <wp:positionV relativeFrom="paragraph">
-                  <wp:posOffset>-78740</wp:posOffset>
+                  <wp:posOffset>-91440</wp:posOffset>
                 </wp:positionV>
                 <wp:extent cx="2254250" cy="273685"/>
                 <wp:effectExtent l="0" t="0" r="0" b="0"/>
@@ -8651,7 +8885,7 @@
           </mc:Choice>
           <mc:Fallback>
             <w:pict>
-              <v:shape w14:anchorId="7BA4F198" id="Text Box 34" o:spid="_x0000_s1059" type="#_x0000_t202" style="position:absolute;left:0;text-align:left;margin-left:166.5pt;margin-top:-6.2pt;width:177.5pt;height:21.55pt;z-index:251770880;visibility:visible;mso-wrap-style:square;mso-width-percent:0;mso-height-percent:0;mso-wrap-distance-left:9pt;mso-wrap-distance-top:0;mso-wrap-distance-right:9pt;mso-wrap-distance-bottom:0;mso-position-horizontal:absolute;mso-position-horizontal-relative:text;mso-position-vertical:absolute;mso-position-vertical-relative:text;mso-width-percent:0;mso-height-percent:0;mso-width-relative:margin;mso-height-relative:margin;v-text-anchor:top" o:gfxdata="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" filled="f" stroked="f" strokeweight=".5pt">
+              <v:shape w14:anchorId="7BA4F198" id="Text Box 34" o:spid="_x0000_s1060" type="#_x0000_t202" style="position:absolute;left:0;text-align:left;margin-left:166.5pt;margin-top:-7.2pt;width:177.5pt;height:21.55pt;z-index:251770880;visibility:visible;mso-wrap-style:square;mso-width-percent:0;mso-height-percent:0;mso-wrap-distance-left:9pt;mso-wrap-distance-top:0;mso-wrap-distance-right:9pt;mso-wrap-distance-bottom:0;mso-position-horizontal:absolute;mso-position-horizontal-relative:text;mso-position-vertical:absolute;mso-position-vertical-relative:text;mso-width-percent:0;mso-height-percent:0;mso-width-relative:margin;mso-height-relative:margin;v-text-anchor:top" o:gfxdata="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" filled="f" stroked="f" strokeweight=".5pt">
                 <v:textbox>
                   <w:txbxContent>
                     <w:p>
@@ -8756,7 +8990,7 @@
         <mc:AlternateContent>
           <mc:Choice Requires="wps">
             <w:drawing>
-              <wp:anchor distT="0" distB="0" distL="114300" distR="114300" simplePos="0" relativeHeight="251774976" behindDoc="0" locked="0" layoutInCell="1" allowOverlap="1" wp14:anchorId="39EDF061" wp14:editId="7090DA2F">
+              <wp:anchor distT="0" distB="0" distL="114300" distR="114300" simplePos="0" relativeHeight="251774976" behindDoc="0" locked="0" layoutInCell="1" allowOverlap="1" wp14:anchorId="39EDF061" wp14:editId="309F2F5D">
                 <wp:simplePos x="0" y="0"/>
                 <wp:positionH relativeFrom="column">
                   <wp:posOffset>4951730</wp:posOffset>
@@ -8893,7 +9127,7 @@
           </mc:Choice>
           <mc:Fallback>
             <w:pict>
-              <v:shape w14:anchorId="39EDF061" id="Text Box 36" o:spid="_x0000_s1060" type="#_x0000_t202" style="position:absolute;left:0;text-align:left;margin-left:389.9pt;margin-top:-6.3pt;width:134.85pt;height:21.55pt;z-index:251774976;visibility:visible;mso-wrap-style:square;mso-width-percent:0;mso-height-percent:0;mso-wrap-distance-left:9pt;mso-wrap-distance-top:0;mso-wrap-distance-right:9pt;mso-wrap-distance-bottom:0;mso-position-horizontal:absolute;mso-position-horizontal-relative:text;mso-position-vertical:absolute;mso-position-vertical-relative:text;mso-width-percent:0;mso-height-percent:0;mso-width-relative:margin;mso-height-relative:margin;v-text-anchor:top" o:gfxdata="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" filled="f" stroked="f" strokeweight=".5pt">
+              <v:shape w14:anchorId="39EDF061" id="Text Box 36" o:spid="_x0000_s1061" type="#_x0000_t202" style="position:absolute;left:0;text-align:left;margin-left:389.9pt;margin-top:-6.3pt;width:134.85pt;height:21.55pt;z-index:251774976;visibility:visible;mso-wrap-style:square;mso-width-percent:0;mso-height-percent:0;mso-wrap-distance-left:9pt;mso-wrap-distance-top:0;mso-wrap-distance-right:9pt;mso-wrap-distance-bottom:0;mso-position-horizontal:absolute;mso-position-horizontal-relative:text;mso-position-vertical:absolute;mso-position-vertical-relative:text;mso-width-percent:0;mso-height-percent:0;mso-width-relative:margin;mso-height-relative:margin;v-text-anchor:top" o:gfxdata="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" filled="f" stroked="f" strokeweight=".5pt">
                 <v:textbox>
                   <w:txbxContent>
                     <w:p>
@@ -8946,249 +9180,6 @@
                           <w:lang w:val="vi-VN"/>
                         </w:rPr>
                         <w:t>yob</w:t>
-                      </w:r>
-                      <w:r>
-                        <w:rPr>
-                          <w:color w:val="000000"/>
-                          <w:sz w:val="24"/>
-                          <w:szCs w:val="24"/>
-                          <w:lang w:val="vi-VN"/>
-                        </w:rPr>
-                        <w:t>+++</w:t>
-                      </w:r>
-                    </w:p>
-                    <w:p>
-                      <w:pPr>
-                        <w:rPr>
-                          <w:sz w:val="24"/>
-                          <w:szCs w:val="24"/>
-                          <w:lang w:val="vi-VN"/>
-                        </w:rPr>
-                      </w:pPr>
-                      <w:r>
-                        <w:rPr>
-                          <w:color w:val="000000"/>
-                          <w:lang w:val="vi-VN"/>
-                        </w:rPr>
-                        <w:t>+++</w:t>
-                      </w:r>
-                      <w:r>
-                        <w:rPr>
-                          <w:color w:val="000000"/>
-                        </w:rPr>
-                        <w:t xml:space="preserve"> +++</w:t>
-                      </w:r>
-                    </w:p>
-                  </w:txbxContent>
-                </v:textbox>
-              </v:shape>
-            </w:pict>
-          </mc:Fallback>
-        </mc:AlternateContent>
-      </w:r>
-      <w:r>
-        <w:rPr>
-          <w:b/>
-          <w:bCs/>
-          <w:noProof/>
-          <w:color w:val="000000"/>
-          <w:sz w:val="24"/>
-          <w:szCs w:val="24"/>
-          <w:lang w:val="vi-VN" w:eastAsia="vi-VN"/>
-        </w:rPr>
-        <mc:AlternateContent>
-          <mc:Choice Requires="wps">
-            <w:drawing>
-              <wp:anchor distT="0" distB="0" distL="114300" distR="114300" simplePos="0" relativeHeight="251766784" behindDoc="0" locked="0" layoutInCell="1" allowOverlap="1" wp14:anchorId="6DABAF35" wp14:editId="1550DD34">
-                <wp:simplePos x="0" y="0"/>
-                <wp:positionH relativeFrom="column">
-                  <wp:posOffset>1701946</wp:posOffset>
-                </wp:positionH>
-                <wp:positionV relativeFrom="paragraph">
-                  <wp:posOffset>210787</wp:posOffset>
-                </wp:positionV>
-                <wp:extent cx="1712518" cy="273685"/>
-                <wp:effectExtent l="0" t="0" r="0" b="0"/>
-                <wp:wrapNone/>
-                <wp:docPr id="32" name="Text Box 32"/>
-                <wp:cNvGraphicFramePr/>
-                <a:graphic xmlns:a="http://schemas.openxmlformats.org/drawingml/2006/main">
-                  <a:graphicData uri="http://schemas.microsoft.com/office/word/2010/wordprocessingShape">
-                    <wps:wsp>
-                      <wps:cNvSpPr txBox="1"/>
-                      <wps:spPr>
-                        <a:xfrm>
-                          <a:off x="0" y="0"/>
-                          <a:ext cx="1712518" cy="273685"/>
-                        </a:xfrm>
-                        <a:prstGeom prst="rect">
-                          <a:avLst/>
-                        </a:prstGeom>
-                        <a:noFill/>
-                        <a:ln w="6350">
-                          <a:noFill/>
-                        </a:ln>
-                      </wps:spPr>
-                      <wps:txbx>
-                        <w:txbxContent>
-                          <w:p>
-                            <w:pPr>
-                              <w:rPr>
-                                <w:color w:val="000000"/>
-                                <w:sz w:val="24"/>
-                                <w:szCs w:val="24"/>
-                                <w:lang w:val="vi-VN"/>
-                              </w:rPr>
-                            </w:pPr>
-                            <w:r>
-                              <w:rPr>
-                                <w:color w:val="000000"/>
-                                <w:sz w:val="24"/>
-                                <w:szCs w:val="24"/>
-                              </w:rPr>
-                              <w:t>+++</w:t>
-                            </w:r>
-                            <w:r>
-                              <w:rPr>
-                                <w:color w:val="000000"/>
-                                <w:sz w:val="24"/>
-                                <w:szCs w:val="24"/>
-                              </w:rPr>
-                              <w:t>sibling</w:t>
-                            </w:r>
-                            <w:r>
-                              <w:rPr>
-                                <w:color w:val="000000"/>
-                                <w:sz w:val="24"/>
-                                <w:szCs w:val="24"/>
-                                <w:lang w:val="vi-VN"/>
-                              </w:rPr>
-                              <w:t>4</w:t>
-                            </w:r>
-                            <w:r>
-                              <w:rPr>
-                                <w:color w:val="000000"/>
-                                <w:sz w:val="24"/>
-                                <w:szCs w:val="24"/>
-                              </w:rPr>
-                              <w:t>_</w:t>
-                            </w:r>
-                            <w:r>
-                              <w:rPr>
-                                <w:color w:val="000000"/>
-                                <w:sz w:val="24"/>
-                                <w:szCs w:val="24"/>
-                                <w:lang w:val="vi-VN"/>
-                              </w:rPr>
-                              <w:t>job</w:t>
-                            </w:r>
-                            <w:r>
-                              <w:rPr>
-                                <w:color w:val="000000"/>
-                                <w:sz w:val="24"/>
-                                <w:szCs w:val="24"/>
-                                <w:lang w:val="vi-VN"/>
-                              </w:rPr>
-                              <w:t>+++</w:t>
-                            </w:r>
-                          </w:p>
-                          <w:p>
-                            <w:pPr>
-                              <w:rPr>
-                                <w:sz w:val="24"/>
-                                <w:szCs w:val="24"/>
-                                <w:lang w:val="vi-VN"/>
-                              </w:rPr>
-                            </w:pPr>
-                            <w:r>
-                              <w:rPr>
-                                <w:color w:val="000000"/>
-                                <w:lang w:val="vi-VN"/>
-                              </w:rPr>
-                              <w:t>+++</w:t>
-                            </w:r>
-                            <w:r>
-                              <w:rPr>
-                                <w:color w:val="000000"/>
-                              </w:rPr>
-                              <w:t xml:space="preserve"> +++</w:t>
-                            </w:r>
-                          </w:p>
-                        </w:txbxContent>
-                      </wps:txbx>
-                      <wps:bodyPr rot="0" spcFirstLastPara="0" vertOverflow="overflow" horzOverflow="overflow" vert="horz" wrap="square" lIns="91440" tIns="45720" rIns="91440" bIns="45720" numCol="1" spcCol="0" rtlCol="0" fromWordArt="0" anchor="t" anchorCtr="0" forceAA="0" compatLnSpc="1">
-                        <a:prstTxWarp prst="textNoShape">
-                          <a:avLst/>
-                        </a:prstTxWarp>
-                        <a:noAutofit/>
-                      </wps:bodyPr>
-                    </wps:wsp>
-                  </a:graphicData>
-                </a:graphic>
-                <wp14:sizeRelH relativeFrom="margin">
-                  <wp14:pctWidth>0</wp14:pctWidth>
-                </wp14:sizeRelH>
-                <wp14:sizeRelV relativeFrom="margin">
-                  <wp14:pctHeight>0</wp14:pctHeight>
-                </wp14:sizeRelV>
-              </wp:anchor>
-            </w:drawing>
-          </mc:Choice>
-          <mc:Fallback>
-            <w:pict>
-              <v:shape w14:anchorId="6DABAF35" id="Text Box 32" o:spid="_x0000_s1061" type="#_x0000_t202" style="position:absolute;left:0;text-align:left;margin-left:134pt;margin-top:16.6pt;width:134.85pt;height:21.55pt;z-index:251766784;visibility:visible;mso-wrap-style:square;mso-width-percent:0;mso-height-percent:0;mso-wrap-distance-left:9pt;mso-wrap-distance-top:0;mso-wrap-distance-right:9pt;mso-wrap-distance-bottom:0;mso-position-horizontal:absolute;mso-position-horizontal-relative:text;mso-position-vertical:absolute;mso-position-vertical-relative:text;mso-width-percent:0;mso-height-percent:0;mso-width-relative:margin;mso-height-relative:margin;v-text-anchor:top" o:gfxdata="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" filled="f" stroked="f" strokeweight=".5pt">
-                <v:textbox>
-                  <w:txbxContent>
-                    <w:p>
-                      <w:pPr>
-                        <w:rPr>
-                          <w:color w:val="000000"/>
-                          <w:sz w:val="24"/>
-                          <w:szCs w:val="24"/>
-                          <w:lang w:val="vi-VN"/>
-                        </w:rPr>
-                      </w:pPr>
-                      <w:r>
-                        <w:rPr>
-                          <w:color w:val="000000"/>
-                          <w:sz w:val="24"/>
-                          <w:szCs w:val="24"/>
-                        </w:rPr>
-                        <w:t>+++</w:t>
-                      </w:r>
-                      <w:r>
-                        <w:rPr>
-                          <w:color w:val="000000"/>
-                          <w:sz w:val="24"/>
-                          <w:szCs w:val="24"/>
-                        </w:rPr>
-                        <w:t>sibling</w:t>
-                      </w:r>
-                      <w:r>
-                        <w:rPr>
-                          <w:color w:val="000000"/>
-                          <w:sz w:val="24"/>
-                          <w:szCs w:val="24"/>
-                          <w:lang w:val="vi-VN"/>
-                        </w:rPr>
-                        <w:t>4</w:t>
-                      </w:r>
-                      <w:r>
-                        <w:rPr>
-                          <w:color w:val="000000"/>
-                          <w:sz w:val="24"/>
-                          <w:szCs w:val="24"/>
-                        </w:rPr>
-                        <w:t>_</w:t>
-                      </w:r>
-                      <w:r>
-                        <w:rPr>
-                          <w:color w:val="000000"/>
-                          <w:sz w:val="24"/>
-                          <w:szCs w:val="24"/>
-                          <w:lang w:val="vi-VN"/>
-                        </w:rPr>
-                        <w:t>job</w:t>
                       </w:r>
                       <w:r>
                         <w:rPr>
@@ -9458,6 +9449,191 @@
                 <w:szCs w:val="24"/>
               </w:rPr>
             </w:pPr>
+            <w:r>
+              <w:rPr>
+                <w:b/>
+                <w:bCs/>
+                <w:noProof/>
+                <w:color w:val="000000"/>
+                <w:sz w:val="24"/>
+                <w:szCs w:val="24"/>
+                <w:lang w:val="vi-VN" w:eastAsia="vi-VN"/>
+              </w:rPr>
+              <mc:AlternateContent>
+                <mc:Choice Requires="wps">
+                  <w:drawing>
+                    <wp:anchor distT="0" distB="0" distL="114300" distR="114300" simplePos="0" relativeHeight="251732992" behindDoc="0" locked="0" layoutInCell="1" allowOverlap="1" wp14:anchorId="2AEF95BF" wp14:editId="1F88B86F">
+                      <wp:simplePos x="0" y="0"/>
+                      <wp:positionH relativeFrom="column">
+                        <wp:posOffset>630555</wp:posOffset>
+                      </wp:positionH>
+                      <wp:positionV relativeFrom="paragraph">
+                        <wp:posOffset>465455</wp:posOffset>
+                      </wp:positionV>
+                      <wp:extent cx="1342390" cy="294640"/>
+                      <wp:effectExtent l="0" t="0" r="0" b="0"/>
+                      <wp:wrapNone/>
+                      <wp:docPr id="37" name="Text Box 37"/>
+                      <wp:cNvGraphicFramePr/>
+                      <a:graphic xmlns:a="http://schemas.openxmlformats.org/drawingml/2006/main">
+                        <a:graphicData uri="http://schemas.microsoft.com/office/word/2010/wordprocessingShape">
+                          <wps:wsp>
+                            <wps:cNvSpPr txBox="1"/>
+                            <wps:spPr>
+                              <a:xfrm>
+                                <a:off x="0" y="0"/>
+                                <a:ext cx="1342390" cy="294640"/>
+                              </a:xfrm>
+                              <a:prstGeom prst="rect">
+                                <a:avLst/>
+                              </a:prstGeom>
+                              <a:noFill/>
+                              <a:ln w="6350">
+                                <a:noFill/>
+                              </a:ln>
+                            </wps:spPr>
+                            <wps:txbx>
+                              <w:txbxContent>
+                                <w:p>
+                                  <w:pPr>
+                                    <w:rPr>
+                                      <w:color w:val="000000"/>
+                                      <w:sz w:val="24"/>
+                                      <w:szCs w:val="24"/>
+                                      <w:lang w:val="vi-VN"/>
+                                    </w:rPr>
+                                  </w:pPr>
+                                  <w:r>
+                                    <w:rPr>
+                                      <w:color w:val="000000"/>
+                                      <w:sz w:val="24"/>
+                                      <w:szCs w:val="24"/>
+                                    </w:rPr>
+                                    <w:t>+++</w:t>
+                                  </w:r>
+                                  <w:r>
+                                    <w:rPr>
+                                      <w:color w:val="000000"/>
+                                      <w:sz w:val="24"/>
+                                      <w:szCs w:val="24"/>
+                                      <w:lang w:val="vi-VN"/>
+                                    </w:rPr>
+                                    <w:t>tieu_</w:t>
+                                  </w:r>
+                                  <w:r>
+                                    <w:rPr>
+                                      <w:color w:val="000000"/>
+                                      <w:sz w:val="24"/>
+                                      <w:szCs w:val="24"/>
+                                      <w:lang w:val="vi-VN"/>
+                                    </w:rPr>
+                                    <w:t>hoc</w:t>
+                                  </w:r>
+                                  <w:r>
+                                    <w:rPr>
+                                      <w:color w:val="000000"/>
+                                      <w:sz w:val="24"/>
+                                      <w:szCs w:val="24"/>
+                                      <w:lang w:val="vi-VN"/>
+                                    </w:rPr>
+                                    <w:t xml:space="preserve"> </w:t>
+                                  </w:r>
+                                  <w:r>
+                                    <w:rPr>
+                                      <w:color w:val="000000"/>
+                                      <w:sz w:val="24"/>
+                                      <w:szCs w:val="24"/>
+                                      <w:lang w:val="vi-VN"/>
+                                    </w:rPr>
+                                    <w:t>+++</w:t>
+                                  </w:r>
+                                </w:p>
+                              </w:txbxContent>
+                            </wps:txbx>
+                            <wps:bodyPr rot="0" spcFirstLastPara="0" vertOverflow="overflow" horzOverflow="overflow" vert="horz" wrap="square" lIns="91440" tIns="45720" rIns="91440" bIns="45720" numCol="1" spcCol="0" rtlCol="0" fromWordArt="0" anchor="t" anchorCtr="0" forceAA="0" compatLnSpc="1">
+                              <a:prstTxWarp prst="textNoShape">
+                                <a:avLst/>
+                              </a:prstTxWarp>
+                              <a:noAutofit/>
+                            </wps:bodyPr>
+                          </wps:wsp>
+                        </a:graphicData>
+                      </a:graphic>
+                      <wp14:sizeRelH relativeFrom="margin">
+                        <wp14:pctWidth>0</wp14:pctWidth>
+                      </wp14:sizeRelH>
+                      <wp14:sizeRelV relativeFrom="margin">
+                        <wp14:pctHeight>0</wp14:pctHeight>
+                      </wp14:sizeRelV>
+                    </wp:anchor>
+                  </w:drawing>
+                </mc:Choice>
+                <mc:Fallback>
+                  <w:pict>
+                    <v:shape w14:anchorId="2AEF95BF" id="Text Box 37" o:spid="_x0000_s1062" type="#_x0000_t202" style="position:absolute;left:0;text-align:left;margin-left:49.65pt;margin-top:36.65pt;width:105.7pt;height:23.2pt;z-index:251732992;visibility:visible;mso-wrap-style:square;mso-width-percent:0;mso-height-percent:0;mso-wrap-distance-left:9pt;mso-wrap-distance-top:0;mso-wrap-distance-right:9pt;mso-wrap-distance-bottom:0;mso-position-horizontal:absolute;mso-position-horizontal-relative:text;mso-position-vertical:absolute;mso-position-vertical-relative:text;mso-width-percent:0;mso-height-percent:0;mso-width-relative:margin;mso-height-relative:margin;v-text-anchor:top" o:gfxdata="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" filled="f" stroked="f" strokeweight=".5pt">
+                      <v:textbox>
+                        <w:txbxContent>
+                          <w:p>
+                            <w:pPr>
+                              <w:rPr>
+                                <w:color w:val="000000"/>
+                                <w:sz w:val="24"/>
+                                <w:szCs w:val="24"/>
+                                <w:lang w:val="vi-VN"/>
+                              </w:rPr>
+                            </w:pPr>
+                            <w:r>
+                              <w:rPr>
+                                <w:color w:val="000000"/>
+                                <w:sz w:val="24"/>
+                                <w:szCs w:val="24"/>
+                              </w:rPr>
+                              <w:t>+++</w:t>
+                            </w:r>
+                            <w:r>
+                              <w:rPr>
+                                <w:color w:val="000000"/>
+                                <w:sz w:val="24"/>
+                                <w:szCs w:val="24"/>
+                                <w:lang w:val="vi-VN"/>
+                              </w:rPr>
+                              <w:t>tieu_</w:t>
+                            </w:r>
+                            <w:r>
+                              <w:rPr>
+                                <w:color w:val="000000"/>
+                                <w:sz w:val="24"/>
+                                <w:szCs w:val="24"/>
+                                <w:lang w:val="vi-VN"/>
+                              </w:rPr>
+                              <w:t>hoc</w:t>
+                            </w:r>
+                            <w:r>
+                              <w:rPr>
+                                <w:color w:val="000000"/>
+                                <w:sz w:val="24"/>
+                                <w:szCs w:val="24"/>
+                                <w:lang w:val="vi-VN"/>
+                              </w:rPr>
+                              <w:t xml:space="preserve"> </w:t>
+                            </w:r>
+                            <w:r>
+                              <w:rPr>
+                                <w:color w:val="000000"/>
+                                <w:sz w:val="24"/>
+                                <w:szCs w:val="24"/>
+                                <w:lang w:val="vi-VN"/>
+                              </w:rPr>
+                              <w:t>+++</w:t>
+                            </w:r>
+                          </w:p>
+                        </w:txbxContent>
+                      </v:textbox>
+                    </v:shape>
+                  </w:pict>
+                </mc:Fallback>
+              </mc:AlternateContent>
+            </w:r>
             <w:r>
               <w:rPr>
                 <w:color w:val="000000"/>
@@ -9591,198 +9767,13 @@
               <mc:AlternateContent>
                 <mc:Choice Requires="wps">
                   <w:drawing>
-                    <wp:anchor distT="0" distB="0" distL="114300" distR="114300" simplePos="0" relativeHeight="251732992" behindDoc="0" locked="0" layoutInCell="1" allowOverlap="1" wp14:anchorId="2AEF95BF" wp14:editId="4415DF27">
+                    <wp:anchor distT="0" distB="0" distL="114300" distR="114300" simplePos="0" relativeHeight="251739136" behindDoc="0" locked="0" layoutInCell="1" allowOverlap="1" wp14:anchorId="41B02436" wp14:editId="4DFEB583">
                       <wp:simplePos x="0" y="0"/>
                       <wp:positionH relativeFrom="column">
-                        <wp:posOffset>628288</wp:posOffset>
+                        <wp:posOffset>814070</wp:posOffset>
                       </wp:positionH>
                       <wp:positionV relativeFrom="paragraph">
-                        <wp:posOffset>-95917</wp:posOffset>
-                      </wp:positionV>
-                      <wp:extent cx="1342664" cy="294640"/>
-                      <wp:effectExtent l="0" t="0" r="0" b="0"/>
-                      <wp:wrapNone/>
-                      <wp:docPr id="37" name="Text Box 37"/>
-                      <wp:cNvGraphicFramePr/>
-                      <a:graphic xmlns:a="http://schemas.openxmlformats.org/drawingml/2006/main">
-                        <a:graphicData uri="http://schemas.microsoft.com/office/word/2010/wordprocessingShape">
-                          <wps:wsp>
-                            <wps:cNvSpPr txBox="1"/>
-                            <wps:spPr>
-                              <a:xfrm>
-                                <a:off x="0" y="0"/>
-                                <a:ext cx="1342664" cy="294640"/>
-                              </a:xfrm>
-                              <a:prstGeom prst="rect">
-                                <a:avLst/>
-                              </a:prstGeom>
-                              <a:noFill/>
-                              <a:ln w="6350">
-                                <a:noFill/>
-                              </a:ln>
-                            </wps:spPr>
-                            <wps:txbx>
-                              <w:txbxContent>
-                                <w:p>
-                                  <w:pPr>
-                                    <w:rPr>
-                                      <w:color w:val="000000"/>
-                                      <w:sz w:val="24"/>
-                                      <w:szCs w:val="24"/>
-                                      <w:lang w:val="vi-VN"/>
-                                    </w:rPr>
-                                  </w:pPr>
-                                  <w:r>
-                                    <w:rPr>
-                                      <w:color w:val="000000"/>
-                                      <w:sz w:val="24"/>
-                                      <w:szCs w:val="24"/>
-                                    </w:rPr>
-                                    <w:t>+++</w:t>
-                                  </w:r>
-                                  <w:r>
-                                    <w:rPr>
-                                      <w:color w:val="000000"/>
-                                      <w:sz w:val="24"/>
-                                      <w:szCs w:val="24"/>
-                                      <w:lang w:val="vi-VN"/>
-                                    </w:rPr>
-                                    <w:t>tieu_</w:t>
-                                  </w:r>
-                                  <w:r>
-                                    <w:rPr>
-                                      <w:color w:val="000000"/>
-                                      <w:sz w:val="24"/>
-                                      <w:szCs w:val="24"/>
-                                      <w:lang w:val="vi-VN"/>
-                                    </w:rPr>
-                                    <w:t>hoc</w:t>
-                                  </w:r>
-                                  <w:r>
-                                    <w:rPr>
-                                      <w:color w:val="000000"/>
-                                      <w:sz w:val="24"/>
-                                      <w:szCs w:val="24"/>
-                                      <w:lang w:val="vi-VN"/>
-                                    </w:rPr>
-                                    <w:t xml:space="preserve"> </w:t>
-                                  </w:r>
-                                  <w:r>
-                                    <w:rPr>
-                                      <w:color w:val="000000"/>
-                                      <w:sz w:val="24"/>
-                                      <w:szCs w:val="24"/>
-                                      <w:lang w:val="vi-VN"/>
-                                    </w:rPr>
-                                    <w:t>+++</w:t>
-                                  </w:r>
-                                </w:p>
-                              </w:txbxContent>
-                            </wps:txbx>
-                            <wps:bodyPr rot="0" spcFirstLastPara="0" vertOverflow="overflow" horzOverflow="overflow" vert="horz" wrap="square" lIns="91440" tIns="45720" rIns="91440" bIns="45720" numCol="1" spcCol="0" rtlCol="0" fromWordArt="0" anchor="t" anchorCtr="0" forceAA="0" compatLnSpc="1">
-                              <a:prstTxWarp prst="textNoShape">
-                                <a:avLst/>
-                              </a:prstTxWarp>
-                              <a:noAutofit/>
-                            </wps:bodyPr>
-                          </wps:wsp>
-                        </a:graphicData>
-                      </a:graphic>
-                      <wp14:sizeRelH relativeFrom="margin">
-                        <wp14:pctWidth>0</wp14:pctWidth>
-                      </wp14:sizeRelH>
-                      <wp14:sizeRelV relativeFrom="margin">
-                        <wp14:pctHeight>0</wp14:pctHeight>
-                      </wp14:sizeRelV>
-                    </wp:anchor>
-                  </w:drawing>
-                </mc:Choice>
-                <mc:Fallback>
-                  <w:pict>
-                    <v:shape w14:anchorId="2AEF95BF" id="Text Box 37" o:spid="_x0000_s1055" type="#_x0000_t202" style="position:absolute;left:0;text-align:left;margin-left:49.45pt;margin-top:-7.55pt;width:105.7pt;height:23.2pt;z-index:251732992;visibility:visible;mso-wrap-style:square;mso-width-percent:0;mso-height-percent:0;mso-wrap-distance-left:9pt;mso-wrap-distance-top:0;mso-wrap-distance-right:9pt;mso-wrap-distance-bottom:0;mso-position-horizontal:absolute;mso-position-horizontal-relative:text;mso-position-vertical:absolute;mso-position-vertical-relative:text;mso-width-percent:0;mso-height-percent:0;mso-width-relative:margin;mso-height-relative:margin;v-text-anchor:top" o:gfxdata="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" filled="f" stroked="f" strokeweight=".5pt">
-                      <v:textbox>
-                        <w:txbxContent>
-                          <w:p>
-                            <w:pPr>
-                              <w:rPr>
-                                <w:color w:val="000000"/>
-                                <w:sz w:val="24"/>
-                                <w:szCs w:val="24"/>
-                                <w:lang w:val="vi-VN"/>
-                              </w:rPr>
-                            </w:pPr>
-                            <w:r>
-                              <w:rPr>
-                                <w:color w:val="000000"/>
-                                <w:sz w:val="24"/>
-                                <w:szCs w:val="24"/>
-                              </w:rPr>
-                              <w:t>+++</w:t>
-                            </w:r>
-                            <w:r>
-                              <w:rPr>
-                                <w:color w:val="000000"/>
-                                <w:sz w:val="24"/>
-                                <w:szCs w:val="24"/>
-                                <w:lang w:val="vi-VN"/>
-                              </w:rPr>
-                              <w:t>tieu_</w:t>
-                            </w:r>
-                            <w:r>
-                              <w:rPr>
-                                <w:color w:val="000000"/>
-                                <w:sz w:val="24"/>
-                                <w:szCs w:val="24"/>
-                                <w:lang w:val="vi-VN"/>
-                              </w:rPr>
-                              <w:t>hoc</w:t>
-                            </w:r>
-                            <w:r>
-                              <w:rPr>
-                                <w:color w:val="000000"/>
-                                <w:sz w:val="24"/>
-                                <w:szCs w:val="24"/>
-                                <w:lang w:val="vi-VN"/>
-                              </w:rPr>
-                              <w:t xml:space="preserve"> </w:t>
-                            </w:r>
-                            <w:r>
-                              <w:rPr>
-                                <w:color w:val="000000"/>
-                                <w:sz w:val="24"/>
-                                <w:szCs w:val="24"/>
-                                <w:lang w:val="vi-VN"/>
-                              </w:rPr>
-                              <w:t>+++</w:t>
-                            </w:r>
-                          </w:p>
-                        </w:txbxContent>
-                      </v:textbox>
-                    </v:shape>
-                  </w:pict>
-                </mc:Fallback>
-              </mc:AlternateContent>
-            </w:r>
-            <w:r>
-              <w:rPr>
-                <w:b/>
-                <w:bCs/>
-                <w:noProof/>
-                <w:color w:val="000000"/>
-                <w:sz w:val="24"/>
-                <w:szCs w:val="24"/>
-                <w:lang w:val="vi-VN" w:eastAsia="vi-VN"/>
-              </w:rPr>
-              <mc:AlternateContent>
-                <mc:Choice Requires="wps">
-                  <w:drawing>
-                    <wp:anchor distT="0" distB="0" distL="114300" distR="114300" simplePos="0" relativeHeight="251739136" behindDoc="0" locked="0" layoutInCell="1" allowOverlap="1" wp14:anchorId="41B02436" wp14:editId="5E718D7D">
-                      <wp:simplePos x="0" y="0"/>
-                      <wp:positionH relativeFrom="column">
-                        <wp:posOffset>827333</wp:posOffset>
-                      </wp:positionH>
-                      <wp:positionV relativeFrom="paragraph">
-                        <wp:posOffset>200025</wp:posOffset>
+                        <wp:posOffset>212725</wp:posOffset>
                       </wp:positionV>
                       <wp:extent cx="1492885" cy="273685"/>
                       <wp:effectExtent l="0" t="0" r="0" b="0"/>
@@ -9897,7 +9888,7 @@
                 </mc:Choice>
                 <mc:Fallback>
                   <w:pict>
-                    <v:shape w14:anchorId="41B02436" id="Text Box 40" o:spid="_x0000_s1056" type="#_x0000_t202" style="position:absolute;left:0;text-align:left;margin-left:65.15pt;margin-top:15.75pt;width:117.55pt;height:21.55pt;z-index:251739136;visibility:visible;mso-wrap-style:square;mso-width-percent:0;mso-height-percent:0;mso-wrap-distance-left:9pt;mso-wrap-distance-top:0;mso-wrap-distance-right:9pt;mso-wrap-distance-bottom:0;mso-position-horizontal:absolute;mso-position-horizontal-relative:text;mso-position-vertical:absolute;mso-position-vertical-relative:text;mso-width-percent:0;mso-height-percent:0;mso-width-relative:margin;mso-height-relative:margin;v-text-anchor:top" o:gfxdata="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" filled="f" stroked="f" strokeweight=".5pt">
+                    <v:shape w14:anchorId="41B02436" id="Text Box 40" o:spid="_x0000_s1063" type="#_x0000_t202" style="position:absolute;left:0;text-align:left;margin-left:64.1pt;margin-top:16.75pt;width:117.55pt;height:21.55pt;z-index:251739136;visibility:visible;mso-wrap-style:square;mso-width-percent:0;mso-height-percent:0;mso-wrap-distance-left:9pt;mso-wrap-distance-top:0;mso-wrap-distance-right:9pt;mso-wrap-distance-bottom:0;mso-position-horizontal:absolute;mso-position-horizontal-relative:text;mso-position-vertical:absolute;mso-position-vertical-relative:text;mso-width-percent:0;mso-height-percent:0;mso-width-relative:margin;mso-height-relative:margin;v-text-anchor:top" o:gfxdata="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" filled="f" stroked="f" strokeweight=".5pt">
                       <v:textbox>
                         <w:txbxContent>
                           <w:p>
@@ -9981,14 +9972,6 @@
                 <w:szCs w:val="24"/>
               </w:rPr>
               <w:t xml:space="preserve">Trường TH </w:t>
-            </w:r>
-            <w:r>
-              <w:rPr>
-                <w:color w:val="000000"/>
-                <w:sz w:val="24"/>
-                <w:szCs w:val="24"/>
-              </w:rPr>
-              <w:t>…………….</w:t>
             </w:r>
           </w:p>
         </w:tc>
@@ -10104,13 +10087,13 @@
               <mc:AlternateContent>
                 <mc:Choice Requires="wps">
                   <w:drawing>
-                    <wp:anchor distT="0" distB="0" distL="114300" distR="114300" simplePos="0" relativeHeight="251741184" behindDoc="0" locked="0" layoutInCell="1" allowOverlap="1" wp14:anchorId="3813CFB2" wp14:editId="40A3B7EC">
+                    <wp:anchor distT="0" distB="0" distL="114300" distR="114300" simplePos="0" relativeHeight="251741184" behindDoc="0" locked="0" layoutInCell="1" allowOverlap="1" wp14:anchorId="3813CFB2" wp14:editId="6B34B7A1">
                       <wp:simplePos x="0" y="0"/>
                       <wp:positionH relativeFrom="column">
-                        <wp:posOffset>828112</wp:posOffset>
+                        <wp:posOffset>821690</wp:posOffset>
                       </wp:positionH>
                       <wp:positionV relativeFrom="paragraph">
-                        <wp:posOffset>216535</wp:posOffset>
+                        <wp:posOffset>229235</wp:posOffset>
                       </wp:positionV>
                       <wp:extent cx="1492885" cy="273685"/>
                       <wp:effectExtent l="0" t="0" r="0" b="0"/>
@@ -10216,7 +10199,7 @@
                 </mc:Choice>
                 <mc:Fallback>
                   <w:pict>
-                    <v:shape w14:anchorId="3813CFB2" id="Text Box 41" o:spid="_x0000_s1057" type="#_x0000_t202" style="position:absolute;left:0;text-align:left;margin-left:65.2pt;margin-top:17.05pt;width:117.55pt;height:21.55pt;z-index:251741184;visibility:visible;mso-wrap-style:square;mso-width-percent:0;mso-height-percent:0;mso-wrap-distance-left:9pt;mso-wrap-distance-top:0;mso-wrap-distance-right:9pt;mso-wrap-distance-bottom:0;mso-position-horizontal:absolute;mso-position-horizontal-relative:text;mso-position-vertical:absolute;mso-position-vertical-relative:text;mso-width-percent:0;mso-height-percent:0;mso-width-relative:margin;mso-height-relative:margin;v-text-anchor:top" o:gfxdata="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" filled="f" stroked="f" strokeweight=".5pt">
+                    <v:shape w14:anchorId="3813CFB2" id="Text Box 41" o:spid="_x0000_s1064" type="#_x0000_t202" style="position:absolute;left:0;text-align:left;margin-left:64.7pt;margin-top:18.05pt;width:117.55pt;height:21.55pt;z-index:251741184;visibility:visible;mso-wrap-style:square;mso-width-percent:0;mso-height-percent:0;mso-wrap-distance-left:9pt;mso-wrap-distance-top:0;mso-wrap-distance-right:9pt;mso-wrap-distance-bottom:0;mso-position-horizontal:absolute;mso-position-horizontal-relative:text;mso-position-vertical:absolute;mso-position-vertical-relative:text;mso-width-percent:0;mso-height-percent:0;mso-width-relative:margin;mso-height-relative:margin;v-text-anchor:top" o:gfxdata="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" filled="f" stroked="f" strokeweight=".5pt">
                       <v:textbox>
                         <w:txbxContent>
                           <w:p>
@@ -10290,15 +10273,16 @@
                 <w:sz w:val="24"/>
                 <w:szCs w:val="24"/>
               </w:rPr>
-              <w:t xml:space="preserve">Trường THCS </w:t>
+              <w:t>Trường</w:t>
             </w:r>
             <w:r>
               <w:rPr>
                 <w:color w:val="000000"/>
                 <w:sz w:val="24"/>
                 <w:szCs w:val="24"/>
+                <w:lang w:val="vi-VN"/>
               </w:rPr>
-              <w:t>…………</w:t>
+              <w:t xml:space="preserve"> THCS</w:t>
             </w:r>
           </w:p>
         </w:tc>
@@ -10407,7 +10391,16 @@
                 <w:sz w:val="24"/>
                 <w:szCs w:val="24"/>
               </w:rPr>
-              <w:t>Trường THPT ………….</w:t>
+              <w:t xml:space="preserve">Trường </w:t>
+            </w:r>
+            <w:r>
+              <w:rPr>
+                <w:color w:val="000000"/>
+                <w:sz w:val="24"/>
+                <w:szCs w:val="24"/>
+                <w:lang w:val="vi-VN"/>
+              </w:rPr>
+              <w:t>THPT</w:t>
             </w:r>
           </w:p>
         </w:tc>
@@ -11914,7 +11907,7 @@
 </file>
 
 <file path=customXml/itemProps2.xml><?xml version="1.0" encoding="utf-8"?>
-<ds:datastoreItem xmlns:ds="http://schemas.openxmlformats.org/officeDocument/2006/customXml" ds:itemID="{81C2746F-20B5-4B24-8823-3C9C6462B1AF}">
+<ds:datastoreItem xmlns:ds="http://schemas.openxmlformats.org/officeDocument/2006/customXml" ds:itemID="{9D98AE13-B58A-4503-B0E9-9CC1740F42B7}">
   <ds:schemaRefs>
     <ds:schemaRef ds:uri="http://schemas.openxmlformats.org/officeDocument/2006/bibliography"/>
   </ds:schemaRefs>

--- a/backend/template/so_yeu_ly_lich_v2.docx
+++ b/backend/template/so_yeu_ly_lich_v2.docx
@@ -4014,7 +4014,11 @@
           </mc:Choice>
           <mc:Fallback>
             <w:pict>
-              <v:shape w14:anchorId="45D0B646" id="Text Box 18" o:spid="_x0000_s1043" type="#_x0000_t202" style="position:absolute;left:0;text-align:left;margin-left:381.15pt;margin-top:14.85pt;width:117.55pt;height:21.55pt;z-index:251694080;visibility:visible;mso-wrap-style:square;mso-width-percent:0;mso-height-percent:0;mso-wrap-distance-left:9pt;mso-wrap-distance-top:0;mso-wrap-distance-right:9pt;mso-wrap-distance-bottom:0;mso-position-horizontal:absolute;mso-position-horizontal-relative:text;mso-position-vertical:absolute;mso-position-vertical-relative:text;mso-width-percent:0;mso-height-percent:0;mso-width-relative:margin;mso-height-relative:margin;v-text-anchor:top" o:gfxdata="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" filled="f" stroked="f" strokeweight=".5pt">
+              <v:shapetype w14:anchorId="45D0B646" id="_x0000_t202" coordsize="21600,21600" o:spt="202" path="m,l,21600r21600,l21600,xe">
+                <v:stroke joinstyle="miter"/>
+                <v:path gradientshapeok="t" o:connecttype="rect"/>
+              </v:shapetype>
+              <v:shape id="Text Box 18" o:spid="_x0000_s1043" type="#_x0000_t202" style="position:absolute;left:0;text-align:left;margin-left:381.15pt;margin-top:14.85pt;width:117.55pt;height:21.55pt;z-index:251694080;visibility:visible;mso-wrap-style:square;mso-width-percent:0;mso-height-percent:0;mso-wrap-distance-left:9pt;mso-wrap-distance-top:0;mso-wrap-distance-right:9pt;mso-wrap-distance-bottom:0;mso-position-horizontal:absolute;mso-position-horizontal-relative:text;mso-position-vertical:absolute;mso-position-vertical-relative:text;mso-width-percent:0;mso-height-percent:0;mso-width-relative:margin;mso-height-relative:margin;v-text-anchor:top" o:gfxdata="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" filled="f" stroked="f" strokeweight=".5pt">
                 <v:textbox>
                   <w:txbxContent>
                     <w:p>
@@ -8543,7 +8547,6 @@
                                 <w:lang w:val="vi-VN"/>
                               </w:rPr>
                             </w:pPr>
-                            <w:bookmarkStart w:id="0" w:name="_GoBack"/>
                             <w:r>
                               <w:rPr>
                                 <w:color w:val="000000"/>
@@ -8617,7 +8620,6 @@
                               </w:rPr>
                               <w:t xml:space="preserve"> +++</w:t>
                             </w:r>
-                            <w:bookmarkEnd w:id="0"/>
                           </w:p>
                         </w:txbxContent>
                       </wps:txbx>
@@ -9449,191 +9451,6 @@
                 <w:szCs w:val="24"/>
               </w:rPr>
             </w:pPr>
-            <w:r>
-              <w:rPr>
-                <w:b/>
-                <w:bCs/>
-                <w:noProof/>
-                <w:color w:val="000000"/>
-                <w:sz w:val="24"/>
-                <w:szCs w:val="24"/>
-                <w:lang w:val="vi-VN" w:eastAsia="vi-VN"/>
-              </w:rPr>
-              <mc:AlternateContent>
-                <mc:Choice Requires="wps">
-                  <w:drawing>
-                    <wp:anchor distT="0" distB="0" distL="114300" distR="114300" simplePos="0" relativeHeight="251732992" behindDoc="0" locked="0" layoutInCell="1" allowOverlap="1" wp14:anchorId="2AEF95BF" wp14:editId="1F88B86F">
-                      <wp:simplePos x="0" y="0"/>
-                      <wp:positionH relativeFrom="column">
-                        <wp:posOffset>630555</wp:posOffset>
-                      </wp:positionH>
-                      <wp:positionV relativeFrom="paragraph">
-                        <wp:posOffset>465455</wp:posOffset>
-                      </wp:positionV>
-                      <wp:extent cx="1342390" cy="294640"/>
-                      <wp:effectExtent l="0" t="0" r="0" b="0"/>
-                      <wp:wrapNone/>
-                      <wp:docPr id="37" name="Text Box 37"/>
-                      <wp:cNvGraphicFramePr/>
-                      <a:graphic xmlns:a="http://schemas.openxmlformats.org/drawingml/2006/main">
-                        <a:graphicData uri="http://schemas.microsoft.com/office/word/2010/wordprocessingShape">
-                          <wps:wsp>
-                            <wps:cNvSpPr txBox="1"/>
-                            <wps:spPr>
-                              <a:xfrm>
-                                <a:off x="0" y="0"/>
-                                <a:ext cx="1342390" cy="294640"/>
-                              </a:xfrm>
-                              <a:prstGeom prst="rect">
-                                <a:avLst/>
-                              </a:prstGeom>
-                              <a:noFill/>
-                              <a:ln w="6350">
-                                <a:noFill/>
-                              </a:ln>
-                            </wps:spPr>
-                            <wps:txbx>
-                              <w:txbxContent>
-                                <w:p>
-                                  <w:pPr>
-                                    <w:rPr>
-                                      <w:color w:val="000000"/>
-                                      <w:sz w:val="24"/>
-                                      <w:szCs w:val="24"/>
-                                      <w:lang w:val="vi-VN"/>
-                                    </w:rPr>
-                                  </w:pPr>
-                                  <w:r>
-                                    <w:rPr>
-                                      <w:color w:val="000000"/>
-                                      <w:sz w:val="24"/>
-                                      <w:szCs w:val="24"/>
-                                    </w:rPr>
-                                    <w:t>+++</w:t>
-                                  </w:r>
-                                  <w:r>
-                                    <w:rPr>
-                                      <w:color w:val="000000"/>
-                                      <w:sz w:val="24"/>
-                                      <w:szCs w:val="24"/>
-                                      <w:lang w:val="vi-VN"/>
-                                    </w:rPr>
-                                    <w:t>tieu_</w:t>
-                                  </w:r>
-                                  <w:r>
-                                    <w:rPr>
-                                      <w:color w:val="000000"/>
-                                      <w:sz w:val="24"/>
-                                      <w:szCs w:val="24"/>
-                                      <w:lang w:val="vi-VN"/>
-                                    </w:rPr>
-                                    <w:t>hoc</w:t>
-                                  </w:r>
-                                  <w:r>
-                                    <w:rPr>
-                                      <w:color w:val="000000"/>
-                                      <w:sz w:val="24"/>
-                                      <w:szCs w:val="24"/>
-                                      <w:lang w:val="vi-VN"/>
-                                    </w:rPr>
-                                    <w:t xml:space="preserve"> </w:t>
-                                  </w:r>
-                                  <w:r>
-                                    <w:rPr>
-                                      <w:color w:val="000000"/>
-                                      <w:sz w:val="24"/>
-                                      <w:szCs w:val="24"/>
-                                      <w:lang w:val="vi-VN"/>
-                                    </w:rPr>
-                                    <w:t>+++</w:t>
-                                  </w:r>
-                                </w:p>
-                              </w:txbxContent>
-                            </wps:txbx>
-                            <wps:bodyPr rot="0" spcFirstLastPara="0" vertOverflow="overflow" horzOverflow="overflow" vert="horz" wrap="square" lIns="91440" tIns="45720" rIns="91440" bIns="45720" numCol="1" spcCol="0" rtlCol="0" fromWordArt="0" anchor="t" anchorCtr="0" forceAA="0" compatLnSpc="1">
-                              <a:prstTxWarp prst="textNoShape">
-                                <a:avLst/>
-                              </a:prstTxWarp>
-                              <a:noAutofit/>
-                            </wps:bodyPr>
-                          </wps:wsp>
-                        </a:graphicData>
-                      </a:graphic>
-                      <wp14:sizeRelH relativeFrom="margin">
-                        <wp14:pctWidth>0</wp14:pctWidth>
-                      </wp14:sizeRelH>
-                      <wp14:sizeRelV relativeFrom="margin">
-                        <wp14:pctHeight>0</wp14:pctHeight>
-                      </wp14:sizeRelV>
-                    </wp:anchor>
-                  </w:drawing>
-                </mc:Choice>
-                <mc:Fallback>
-                  <w:pict>
-                    <v:shape w14:anchorId="2AEF95BF" id="Text Box 37" o:spid="_x0000_s1062" type="#_x0000_t202" style="position:absolute;left:0;text-align:left;margin-left:49.65pt;margin-top:36.65pt;width:105.7pt;height:23.2pt;z-index:251732992;visibility:visible;mso-wrap-style:square;mso-width-percent:0;mso-height-percent:0;mso-wrap-distance-left:9pt;mso-wrap-distance-top:0;mso-wrap-distance-right:9pt;mso-wrap-distance-bottom:0;mso-position-horizontal:absolute;mso-position-horizontal-relative:text;mso-position-vertical:absolute;mso-position-vertical-relative:text;mso-width-percent:0;mso-height-percent:0;mso-width-relative:margin;mso-height-relative:margin;v-text-anchor:top" o:gfxdata="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" filled="f" stroked="f" strokeweight=".5pt">
-                      <v:textbox>
-                        <w:txbxContent>
-                          <w:p>
-                            <w:pPr>
-                              <w:rPr>
-                                <w:color w:val="000000"/>
-                                <w:sz w:val="24"/>
-                                <w:szCs w:val="24"/>
-                                <w:lang w:val="vi-VN"/>
-                              </w:rPr>
-                            </w:pPr>
-                            <w:r>
-                              <w:rPr>
-                                <w:color w:val="000000"/>
-                                <w:sz w:val="24"/>
-                                <w:szCs w:val="24"/>
-                              </w:rPr>
-                              <w:t>+++</w:t>
-                            </w:r>
-                            <w:r>
-                              <w:rPr>
-                                <w:color w:val="000000"/>
-                                <w:sz w:val="24"/>
-                                <w:szCs w:val="24"/>
-                                <w:lang w:val="vi-VN"/>
-                              </w:rPr>
-                              <w:t>tieu_</w:t>
-                            </w:r>
-                            <w:r>
-                              <w:rPr>
-                                <w:color w:val="000000"/>
-                                <w:sz w:val="24"/>
-                                <w:szCs w:val="24"/>
-                                <w:lang w:val="vi-VN"/>
-                              </w:rPr>
-                              <w:t>hoc</w:t>
-                            </w:r>
-                            <w:r>
-                              <w:rPr>
-                                <w:color w:val="000000"/>
-                                <w:sz w:val="24"/>
-                                <w:szCs w:val="24"/>
-                                <w:lang w:val="vi-VN"/>
-                              </w:rPr>
-                              <w:t xml:space="preserve"> </w:t>
-                            </w:r>
-                            <w:r>
-                              <w:rPr>
-                                <w:color w:val="000000"/>
-                                <w:sz w:val="24"/>
-                                <w:szCs w:val="24"/>
-                                <w:lang w:val="vi-VN"/>
-                              </w:rPr>
-                              <w:t>+++</w:t>
-                            </w:r>
-                          </w:p>
-                        </w:txbxContent>
-                      </v:textbox>
-                    </v:shape>
-                  </w:pict>
-                </mc:Fallback>
-              </mc:AlternateContent>
-            </w:r>
             <w:r>
               <w:rPr>
                 <w:color w:val="000000"/>
@@ -9746,224 +9563,29 @@
           </w:tcPr>
           <w:p>
             <w:pPr>
-              <w:spacing w:line="360" w:lineRule="auto"/>
-              <w:jc w:val="both"/>
+              <w:rPr>
+                <w:color w:val="000000"/>
+                <w:sz w:val="24"/>
+                <w:szCs w:val="24"/>
+                <w:lang w:val="vi-VN"/>
+              </w:rPr>
+            </w:pPr>
+            <w:r>
               <w:rPr>
                 <w:color w:val="000000"/>
                 <w:sz w:val="24"/>
                 <w:szCs w:val="24"/>
               </w:rPr>
-            </w:pPr>
+              <w:t>Trường TH</w:t>
+            </w:r>
             <w:r>
               <w:rPr>
-                <w:b/>
-                <w:bCs/>
-                <w:noProof/>
                 <w:color w:val="000000"/>
                 <w:sz w:val="24"/>
                 <w:szCs w:val="24"/>
-                <w:lang w:val="vi-VN" w:eastAsia="vi-VN"/>
+                <w:lang w:val="vi-VN"/>
               </w:rPr>
-              <mc:AlternateContent>
-                <mc:Choice Requires="wps">
-                  <w:drawing>
-                    <wp:anchor distT="0" distB="0" distL="114300" distR="114300" simplePos="0" relativeHeight="251739136" behindDoc="0" locked="0" layoutInCell="1" allowOverlap="1" wp14:anchorId="41B02436" wp14:editId="4DFEB583">
-                      <wp:simplePos x="0" y="0"/>
-                      <wp:positionH relativeFrom="column">
-                        <wp:posOffset>814070</wp:posOffset>
-                      </wp:positionH>
-                      <wp:positionV relativeFrom="paragraph">
-                        <wp:posOffset>212725</wp:posOffset>
-                      </wp:positionV>
-                      <wp:extent cx="1492885" cy="273685"/>
-                      <wp:effectExtent l="0" t="0" r="0" b="0"/>
-                      <wp:wrapNone/>
-                      <wp:docPr id="40" name="Text Box 40"/>
-                      <wp:cNvGraphicFramePr/>
-                      <a:graphic xmlns:a="http://schemas.openxmlformats.org/drawingml/2006/main">
-                        <a:graphicData uri="http://schemas.microsoft.com/office/word/2010/wordprocessingShape">
-                          <wps:wsp>
-                            <wps:cNvSpPr txBox="1"/>
-                            <wps:spPr>
-                              <a:xfrm>
-                                <a:off x="0" y="0"/>
-                                <a:ext cx="1492885" cy="273685"/>
-                              </a:xfrm>
-                              <a:prstGeom prst="rect">
-                                <a:avLst/>
-                              </a:prstGeom>
-                              <a:noFill/>
-                              <a:ln w="6350">
-                                <a:noFill/>
-                              </a:ln>
-                            </wps:spPr>
-                            <wps:txbx>
-                              <w:txbxContent>
-                                <w:p>
-                                  <w:pPr>
-                                    <w:rPr>
-                                      <w:color w:val="000000"/>
-                                      <w:sz w:val="24"/>
-                                      <w:szCs w:val="24"/>
-                                      <w:lang w:val="vi-VN"/>
-                                    </w:rPr>
-                                  </w:pPr>
-                                  <w:r>
-                                    <w:rPr>
-                                      <w:color w:val="000000"/>
-                                      <w:sz w:val="24"/>
-                                      <w:szCs w:val="24"/>
-                                    </w:rPr>
-                                    <w:t>+++</w:t>
-                                  </w:r>
-                                  <w:r>
-                                    <w:rPr>
-                                      <w:color w:val="000000"/>
-                                      <w:sz w:val="24"/>
-                                      <w:szCs w:val="24"/>
-                                      <w:lang w:val="vi-VN"/>
-                                    </w:rPr>
-                                    <w:t>thcs</w:t>
-                                  </w:r>
-                                  <w:r>
-                                    <w:rPr>
-                                      <w:color w:val="000000"/>
-                                      <w:sz w:val="24"/>
-                                      <w:szCs w:val="24"/>
-                                      <w:lang w:val="vi-VN"/>
-                                    </w:rPr>
-                                    <w:t xml:space="preserve"> </w:t>
-                                  </w:r>
-                                  <w:r>
-                                    <w:rPr>
-                                      <w:color w:val="000000"/>
-                                      <w:sz w:val="24"/>
-                                      <w:szCs w:val="24"/>
-                                      <w:lang w:val="vi-VN"/>
-                                    </w:rPr>
-                                    <w:t>+++</w:t>
-                                  </w:r>
-                                </w:p>
-                                <w:p>
-                                  <w:pPr>
-                                    <w:rPr>
-                                      <w:sz w:val="24"/>
-                                      <w:szCs w:val="24"/>
-                                      <w:lang w:val="vi-VN"/>
-                                    </w:rPr>
-                                  </w:pPr>
-                                  <w:r>
-                                    <w:rPr>
-                                      <w:color w:val="000000"/>
-                                      <w:lang w:val="vi-VN"/>
-                                    </w:rPr>
-                                    <w:t>+++</w:t>
-                                  </w:r>
-                                  <w:r>
-                                    <w:rPr>
-                                      <w:color w:val="000000"/>
-                                    </w:rPr>
-                                    <w:t xml:space="preserve"> +++</w:t>
-                                  </w:r>
-                                </w:p>
-                              </w:txbxContent>
-                            </wps:txbx>
-                            <wps:bodyPr rot="0" spcFirstLastPara="0" vertOverflow="overflow" horzOverflow="overflow" vert="horz" wrap="square" lIns="91440" tIns="45720" rIns="91440" bIns="45720" numCol="1" spcCol="0" rtlCol="0" fromWordArt="0" anchor="t" anchorCtr="0" forceAA="0" compatLnSpc="1">
-                              <a:prstTxWarp prst="textNoShape">
-                                <a:avLst/>
-                              </a:prstTxWarp>
-                              <a:noAutofit/>
-                            </wps:bodyPr>
-                          </wps:wsp>
-                        </a:graphicData>
-                      </a:graphic>
-                      <wp14:sizeRelH relativeFrom="margin">
-                        <wp14:pctWidth>0</wp14:pctWidth>
-                      </wp14:sizeRelH>
-                      <wp14:sizeRelV relativeFrom="margin">
-                        <wp14:pctHeight>0</wp14:pctHeight>
-                      </wp14:sizeRelV>
-                    </wp:anchor>
-                  </w:drawing>
-                </mc:Choice>
-                <mc:Fallback>
-                  <w:pict>
-                    <v:shape w14:anchorId="41B02436" id="Text Box 40" o:spid="_x0000_s1063" type="#_x0000_t202" style="position:absolute;left:0;text-align:left;margin-left:64.1pt;margin-top:16.75pt;width:117.55pt;height:21.55pt;z-index:251739136;visibility:visible;mso-wrap-style:square;mso-width-percent:0;mso-height-percent:0;mso-wrap-distance-left:9pt;mso-wrap-distance-top:0;mso-wrap-distance-right:9pt;mso-wrap-distance-bottom:0;mso-position-horizontal:absolute;mso-position-horizontal-relative:text;mso-position-vertical:absolute;mso-position-vertical-relative:text;mso-width-percent:0;mso-height-percent:0;mso-width-relative:margin;mso-height-relative:margin;v-text-anchor:top" o:gfxdata="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" filled="f" stroked="f" strokeweight=".5pt">
-                      <v:textbox>
-                        <w:txbxContent>
-                          <w:p>
-                            <w:pPr>
-                              <w:rPr>
-                                <w:color w:val="000000"/>
-                                <w:sz w:val="24"/>
-                                <w:szCs w:val="24"/>
-                                <w:lang w:val="vi-VN"/>
-                              </w:rPr>
-                            </w:pPr>
-                            <w:r>
-                              <w:rPr>
-                                <w:color w:val="000000"/>
-                                <w:sz w:val="24"/>
-                                <w:szCs w:val="24"/>
-                              </w:rPr>
-                              <w:t>+++</w:t>
-                            </w:r>
-                            <w:r>
-                              <w:rPr>
-                                <w:color w:val="000000"/>
-                                <w:sz w:val="24"/>
-                                <w:szCs w:val="24"/>
-                                <w:lang w:val="vi-VN"/>
-                              </w:rPr>
-                              <w:t>thcs</w:t>
-                            </w:r>
-                            <w:r>
-                              <w:rPr>
-                                <w:color w:val="000000"/>
-                                <w:sz w:val="24"/>
-                                <w:szCs w:val="24"/>
-                                <w:lang w:val="vi-VN"/>
-                              </w:rPr>
-                              <w:t xml:space="preserve"> </w:t>
-                            </w:r>
-                            <w:r>
-                              <w:rPr>
-                                <w:color w:val="000000"/>
-                                <w:sz w:val="24"/>
-                                <w:szCs w:val="24"/>
-                                <w:lang w:val="vi-VN"/>
-                              </w:rPr>
-                              <w:t>+++</w:t>
-                            </w:r>
-                          </w:p>
-                          <w:p>
-                            <w:pPr>
-                              <w:rPr>
-                                <w:sz w:val="24"/>
-                                <w:szCs w:val="24"/>
-                                <w:lang w:val="vi-VN"/>
-                              </w:rPr>
-                            </w:pPr>
-                            <w:r>
-                              <w:rPr>
-                                <w:color w:val="000000"/>
-                                <w:lang w:val="vi-VN"/>
-                              </w:rPr>
-                              <w:t>+++</w:t>
-                            </w:r>
-                            <w:r>
-                              <w:rPr>
-                                <w:color w:val="000000"/>
-                              </w:rPr>
-                              <w:t xml:space="preserve"> +++</w:t>
-                            </w:r>
-                          </w:p>
-                        </w:txbxContent>
-                      </v:textbox>
-                    </v:shape>
-                  </w:pict>
-                </mc:Fallback>
-              </mc:AlternateContent>
+              <w:t xml:space="preserve"> </w:t>
             </w:r>
             <w:r>
               <w:rPr>
@@ -9971,7 +9593,16 @@
                 <w:sz w:val="24"/>
                 <w:szCs w:val="24"/>
               </w:rPr>
-              <w:t xml:space="preserve">Trường TH </w:t>
+              <w:t>+++</w:t>
+            </w:r>
+            <w:r>
+              <w:rPr>
+                <w:color w:val="000000"/>
+                <w:sz w:val="24"/>
+                <w:szCs w:val="24"/>
+                <w:lang w:val="vi-VN"/>
+              </w:rPr>
+              <w:t>tieu_hoc+++</w:t>
             </w:r>
           </w:p>
         </w:tc>
@@ -10066,207 +9697,13 @@
           </w:tcPr>
           <w:p>
             <w:pPr>
-              <w:spacing w:line="360" w:lineRule="auto"/>
-              <w:jc w:val="both"/>
               <w:rPr>
                 <w:color w:val="000000"/>
                 <w:sz w:val="24"/>
                 <w:szCs w:val="24"/>
+                <w:lang w:val="vi-VN"/>
               </w:rPr>
             </w:pPr>
-            <w:r>
-              <w:rPr>
-                <w:b/>
-                <w:bCs/>
-                <w:noProof/>
-                <w:color w:val="000000"/>
-                <w:sz w:val="24"/>
-                <w:szCs w:val="24"/>
-                <w:lang w:val="vi-VN" w:eastAsia="vi-VN"/>
-              </w:rPr>
-              <mc:AlternateContent>
-                <mc:Choice Requires="wps">
-                  <w:drawing>
-                    <wp:anchor distT="0" distB="0" distL="114300" distR="114300" simplePos="0" relativeHeight="251741184" behindDoc="0" locked="0" layoutInCell="1" allowOverlap="1" wp14:anchorId="3813CFB2" wp14:editId="6B34B7A1">
-                      <wp:simplePos x="0" y="0"/>
-                      <wp:positionH relativeFrom="column">
-                        <wp:posOffset>821690</wp:posOffset>
-                      </wp:positionH>
-                      <wp:positionV relativeFrom="paragraph">
-                        <wp:posOffset>229235</wp:posOffset>
-                      </wp:positionV>
-                      <wp:extent cx="1492885" cy="273685"/>
-                      <wp:effectExtent l="0" t="0" r="0" b="0"/>
-                      <wp:wrapNone/>
-                      <wp:docPr id="41" name="Text Box 41"/>
-                      <wp:cNvGraphicFramePr/>
-                      <a:graphic xmlns:a="http://schemas.openxmlformats.org/drawingml/2006/main">
-                        <a:graphicData uri="http://schemas.microsoft.com/office/word/2010/wordprocessingShape">
-                          <wps:wsp>
-                            <wps:cNvSpPr txBox="1"/>
-                            <wps:spPr>
-                              <a:xfrm>
-                                <a:off x="0" y="0"/>
-                                <a:ext cx="1492885" cy="273685"/>
-                              </a:xfrm>
-                              <a:prstGeom prst="rect">
-                                <a:avLst/>
-                              </a:prstGeom>
-                              <a:noFill/>
-                              <a:ln w="6350">
-                                <a:noFill/>
-                              </a:ln>
-                            </wps:spPr>
-                            <wps:txbx>
-                              <w:txbxContent>
-                                <w:p>
-                                  <w:pPr>
-                                    <w:rPr>
-                                      <w:color w:val="000000"/>
-                                      <w:sz w:val="24"/>
-                                      <w:szCs w:val="24"/>
-                                      <w:lang w:val="vi-VN"/>
-                                    </w:rPr>
-                                  </w:pPr>
-                                  <w:r>
-                                    <w:rPr>
-                                      <w:color w:val="000000"/>
-                                      <w:sz w:val="24"/>
-                                      <w:szCs w:val="24"/>
-                                    </w:rPr>
-                                    <w:t>+++</w:t>
-                                  </w:r>
-                                  <w:r>
-                                    <w:rPr>
-                                      <w:color w:val="000000"/>
-                                      <w:sz w:val="24"/>
-                                      <w:szCs w:val="24"/>
-                                      <w:lang w:val="vi-VN"/>
-                                    </w:rPr>
-                                    <w:t>thpt</w:t>
-                                  </w:r>
-                                  <w:r>
-                                    <w:rPr>
-                                      <w:color w:val="000000"/>
-                                      <w:sz w:val="24"/>
-                                      <w:szCs w:val="24"/>
-                                      <w:lang w:val="vi-VN"/>
-                                    </w:rPr>
-                                    <w:t>+++</w:t>
-                                  </w:r>
-                                </w:p>
-                                <w:p>
-                                  <w:pPr>
-                                    <w:rPr>
-                                      <w:sz w:val="24"/>
-                                      <w:szCs w:val="24"/>
-                                      <w:lang w:val="vi-VN"/>
-                                    </w:rPr>
-                                  </w:pPr>
-                                  <w:r>
-                                    <w:rPr>
-                                      <w:color w:val="000000"/>
-                                      <w:lang w:val="vi-VN"/>
-                                    </w:rPr>
-                                    <w:t>+++</w:t>
-                                  </w:r>
-                                  <w:r>
-                                    <w:rPr>
-                                      <w:color w:val="000000"/>
-                                    </w:rPr>
-                                    <w:t xml:space="preserve"> +++</w:t>
-                                  </w:r>
-                                </w:p>
-                              </w:txbxContent>
-                            </wps:txbx>
-                            <wps:bodyPr rot="0" spcFirstLastPara="0" vertOverflow="overflow" horzOverflow="overflow" vert="horz" wrap="square" lIns="91440" tIns="45720" rIns="91440" bIns="45720" numCol="1" spcCol="0" rtlCol="0" fromWordArt="0" anchor="t" anchorCtr="0" forceAA="0" compatLnSpc="1">
-                              <a:prstTxWarp prst="textNoShape">
-                                <a:avLst/>
-                              </a:prstTxWarp>
-                              <a:noAutofit/>
-                            </wps:bodyPr>
-                          </wps:wsp>
-                        </a:graphicData>
-                      </a:graphic>
-                      <wp14:sizeRelH relativeFrom="margin">
-                        <wp14:pctWidth>0</wp14:pctWidth>
-                      </wp14:sizeRelH>
-                      <wp14:sizeRelV relativeFrom="margin">
-                        <wp14:pctHeight>0</wp14:pctHeight>
-                      </wp14:sizeRelV>
-                    </wp:anchor>
-                  </w:drawing>
-                </mc:Choice>
-                <mc:Fallback>
-                  <w:pict>
-                    <v:shape w14:anchorId="3813CFB2" id="Text Box 41" o:spid="_x0000_s1064" type="#_x0000_t202" style="position:absolute;left:0;text-align:left;margin-left:64.7pt;margin-top:18.05pt;width:117.55pt;height:21.55pt;z-index:251741184;visibility:visible;mso-wrap-style:square;mso-width-percent:0;mso-height-percent:0;mso-wrap-distance-left:9pt;mso-wrap-distance-top:0;mso-wrap-distance-right:9pt;mso-wrap-distance-bottom:0;mso-position-horizontal:absolute;mso-position-horizontal-relative:text;mso-position-vertical:absolute;mso-position-vertical-relative:text;mso-width-percent:0;mso-height-percent:0;mso-width-relative:margin;mso-height-relative:margin;v-text-anchor:top" o:gfxdata="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" filled="f" stroked="f" strokeweight=".5pt">
-                      <v:textbox>
-                        <w:txbxContent>
-                          <w:p>
-                            <w:pPr>
-                              <w:rPr>
-                                <w:color w:val="000000"/>
-                                <w:sz w:val="24"/>
-                                <w:szCs w:val="24"/>
-                                <w:lang w:val="vi-VN"/>
-                              </w:rPr>
-                            </w:pPr>
-                            <w:r>
-                              <w:rPr>
-                                <w:color w:val="000000"/>
-                                <w:sz w:val="24"/>
-                                <w:szCs w:val="24"/>
-                              </w:rPr>
-                              <w:t>+++</w:t>
-                            </w:r>
-                            <w:r>
-                              <w:rPr>
-                                <w:color w:val="000000"/>
-                                <w:sz w:val="24"/>
-                                <w:szCs w:val="24"/>
-                                <w:lang w:val="vi-VN"/>
-                              </w:rPr>
-                              <w:t>thpt</w:t>
-                            </w:r>
-                            <w:r>
-                              <w:rPr>
-                                <w:color w:val="000000"/>
-                                <w:sz w:val="24"/>
-                                <w:szCs w:val="24"/>
-                                <w:lang w:val="vi-VN"/>
-                              </w:rPr>
-                              <w:t>+++</w:t>
-                            </w:r>
-                          </w:p>
-                          <w:p>
-                            <w:pPr>
-                              <w:rPr>
-                                <w:sz w:val="24"/>
-                                <w:szCs w:val="24"/>
-                                <w:lang w:val="vi-VN"/>
-                              </w:rPr>
-                            </w:pPr>
-                            <w:r>
-                              <w:rPr>
-                                <w:color w:val="000000"/>
-                                <w:lang w:val="vi-VN"/>
-                              </w:rPr>
-                              <w:t>+++</w:t>
-                            </w:r>
-                            <w:r>
-                              <w:rPr>
-                                <w:color w:val="000000"/>
-                              </w:rPr>
-                              <w:t xml:space="preserve"> +++</w:t>
-                            </w:r>
-                          </w:p>
-                        </w:txbxContent>
-                      </v:textbox>
-                    </v:shape>
-                  </w:pict>
-                </mc:Fallback>
-              </mc:AlternateContent>
-            </w:r>
             <w:r>
               <w:rPr>
                 <w:color w:val="000000"/>
@@ -10283,6 +9720,41 @@
                 <w:lang w:val="vi-VN"/>
               </w:rPr>
               <w:t xml:space="preserve"> THCS</w:t>
+            </w:r>
+            <w:r>
+              <w:rPr>
+                <w:color w:val="000000"/>
+                <w:sz w:val="24"/>
+                <w:szCs w:val="24"/>
+                <w:lang w:val="vi-VN"/>
+              </w:rPr>
+              <w:t xml:space="preserve"> </w:t>
+            </w:r>
+            <w:r>
+              <w:rPr>
+                <w:color w:val="000000"/>
+                <w:sz w:val="24"/>
+                <w:szCs w:val="24"/>
+              </w:rPr>
+              <w:t>+++</w:t>
+            </w:r>
+            <w:r>
+              <w:rPr>
+                <w:color w:val="000000"/>
+                <w:sz w:val="24"/>
+                <w:szCs w:val="24"/>
+                <w:lang w:val="vi-VN"/>
+              </w:rPr>
+              <w:t>thcs</w:t>
+            </w:r>
+            <w:r>
+              <w:rPr>
+                <w:color w:val="000000"/>
+                <w:sz w:val="24"/>
+                <w:szCs w:val="24"/>
+                <w:lang w:val="vi-VN"/>
+              </w:rPr>
+              <w:t xml:space="preserve"> +++</w:t>
             </w:r>
           </w:p>
         </w:tc>
@@ -10377,12 +9849,11 @@
           </w:tcPr>
           <w:p>
             <w:pPr>
-              <w:spacing w:line="360" w:lineRule="auto"/>
-              <w:jc w:val="both"/>
               <w:rPr>
                 <w:color w:val="000000"/>
                 <w:sz w:val="24"/>
                 <w:szCs w:val="24"/>
+                <w:lang w:val="vi-VN"/>
               </w:rPr>
             </w:pPr>
             <w:r>
@@ -10391,7 +9862,17 @@
                 <w:sz w:val="24"/>
                 <w:szCs w:val="24"/>
               </w:rPr>
-              <w:t xml:space="preserve">Trường </w:t>
+              <w:t>Trườ</w:t>
+            </w:r>
+            <w:bookmarkStart w:id="0" w:name="_GoBack"/>
+            <w:bookmarkEnd w:id="0"/>
+            <w:r>
+              <w:rPr>
+                <w:color w:val="000000"/>
+                <w:sz w:val="24"/>
+                <w:szCs w:val="24"/>
+              </w:rPr>
+              <w:t xml:space="preserve">ng </w:t>
             </w:r>
             <w:r>
               <w:rPr>
@@ -10401,6 +9882,41 @@
                 <w:lang w:val="vi-VN"/>
               </w:rPr>
               <w:t>THPT</w:t>
+            </w:r>
+            <w:r>
+              <w:rPr>
+                <w:color w:val="000000"/>
+                <w:sz w:val="24"/>
+                <w:szCs w:val="24"/>
+                <w:lang w:val="vi-VN"/>
+              </w:rPr>
+              <w:t xml:space="preserve"> </w:t>
+            </w:r>
+            <w:r>
+              <w:rPr>
+                <w:color w:val="000000"/>
+                <w:sz w:val="24"/>
+                <w:szCs w:val="24"/>
+              </w:rPr>
+              <w:t>+++</w:t>
+            </w:r>
+            <w:r>
+              <w:rPr>
+                <w:color w:val="000000"/>
+                <w:sz w:val="24"/>
+                <w:szCs w:val="24"/>
+                <w:lang w:val="vi-VN"/>
+              </w:rPr>
+              <w:t>thpt</w:t>
+            </w:r>
+            <w:r>
+              <w:rPr>
+                <w:color w:val="000000"/>
+                <w:sz w:val="24"/>
+                <w:szCs w:val="24"/>
+                <w:lang w:val="vi-VN"/>
+              </w:rPr>
+              <w:t>+++</w:t>
             </w:r>
           </w:p>
         </w:tc>
@@ -11907,7 +11423,7 @@
 </file>
 
 <file path=customXml/itemProps2.xml><?xml version="1.0" encoding="utf-8"?>
-<ds:datastoreItem xmlns:ds="http://schemas.openxmlformats.org/officeDocument/2006/customXml" ds:itemID="{9D98AE13-B58A-4503-B0E9-9CC1740F42B7}">
+<ds:datastoreItem xmlns:ds="http://schemas.openxmlformats.org/officeDocument/2006/customXml" ds:itemID="{E112BF34-EC4E-4D95-96D7-D8722C57D91D}">
   <ds:schemaRefs>
     <ds:schemaRef ds:uri="http://schemas.openxmlformats.org/officeDocument/2006/bibliography"/>
   </ds:schemaRefs>
